--- a/JoYS-2026/T323_Logbook.docx
+++ b/JoYS-2026/T323_Logbook.docx
@@ -548,21 +548,8 @@
             <w:shd w:fill="FFFFFF" w:val="clear"/>
           </w:tcPr>
           <w:p>
-            <w:pPr>
-              <w:pStyle w:val="Normal"/>
-              <w:jc w:val="start"/>
-              <w:rPr/>
-            </w:pPr>
-            <w:r>
-              <w:rPr>
-                <w:rFonts w:eastAsia="Arial" w:cs="Arial"/>
-                <w:b w:val="false"/>
-                <w:bCs w:val="false"/>
-                <w:color w:val="050505"/>
-                <w:sz w:val="20"/>
-                <w:szCs w:val="20"/>
-              </w:rPr>
-              <w:t>v1.0</w:t>
+            <w:r>
+              <w:t>v1.1</w:t>
             </w:r>
           </w:p>
         </w:tc>
@@ -613,21 +600,8 @@
             <w:shd w:fill="FFFFFF" w:val="clear"/>
           </w:tcPr>
           <w:p>
-            <w:pPr>
-              <w:pStyle w:val="Normal"/>
-              <w:jc w:val="start"/>
-              <w:rPr/>
-            </w:pPr>
-            <w:r>
-              <w:rPr>
-                <w:rFonts w:eastAsia="Arial" w:cs="Arial"/>
-                <w:b w:val="false"/>
-                <w:bCs w:val="false"/>
-                <w:color w:val="050505"/>
-                <w:sz w:val="20"/>
-                <w:szCs w:val="20"/>
-              </w:rPr>
-              <w:t>March 2026</w:t>
+            <w:r>
+              <w:t>May 2026</w:t>
             </w:r>
           </w:p>
         </w:tc>
@@ -2505,6 +2479,38 @@
           </w:p>
         </w:tc>
       </w:tr>
+      <w:tr>
+        <w:tc>
+          <w:tcPr>
+            <w:tcW w:type="dxa" w:w="2600"/>
+          </w:tcPr>
+          <w:p>
+            <w:r>
+              <w:t>RAG (Retrieval-Augmented Generation)</w:t>
+            </w:r>
+          </w:p>
+        </w:tc>
+        <w:tc>
+          <w:tcPr>
+            <w:tcW w:type="dxa" w:w="3100"/>
+          </w:tcPr>
+          <w:p>
+            <w:r>
+              <w:t>LlamaIndex + ChromaDB + ONNX (all-MiniLM-L6-v2)</w:t>
+            </w:r>
+          </w:p>
+        </w:tc>
+        <w:tc>
+          <w:tcPr>
+            <w:tcW w:type="dxa" w:w="3800"/>
+          </w:tcPr>
+          <w:p>
+            <w:r>
+              <w:t>Custom engine → LlamaIndex migration (May 2026). Offline embedding via ONNX runtime (no torch). PDF/DOCX/XLSX/CSV/PPTX ingestion. Hallucination guard via FaithfulnessEvaluator (B→C: retry→abstain). ChromaDB persistent store with cosine similarity.</w:t>
+            </w:r>
+          </w:p>
+        </w:tc>
+      </w:tr>
     </w:tbl>
     <w:p>
       <w:pPr>
@@ -3221,6 +3227,38 @@
             <w:r>
               <w:rPr/>
               <w:t>Uses python’s FastMCP,CLAHE,Otsu and Gaussain filters to add Filtering cabiblities to AI</w:t>
+            </w:r>
+          </w:p>
+        </w:tc>
+      </w:tr>
+      <w:tr>
+        <w:tc>
+          <w:tcPr>
+            <w:tcW w:type="dxa" w:w="2600"/>
+          </w:tcPr>
+          <w:p>
+            <w:r>
+              <w:t>Vector Store</w:t>
+            </w:r>
+          </w:p>
+        </w:tc>
+        <w:tc>
+          <w:tcPr>
+            <w:tcW w:type="dxa" w:w="3100"/>
+          </w:tcPr>
+          <w:p>
+            <w:r>
+              <w:t>ChromaDB (persistent)</w:t>
+            </w:r>
+          </w:p>
+        </w:tc>
+        <w:tc>
+          <w:tcPr>
+            <w:tcW w:type="dxa" w:w="3800"/>
+          </w:tcPr>
+          <w:p>
+            <w:r>
+              <w:t>Local vector database for RAG; stores 600+ chunks from docs/; no cloud dependency.</w:t>
             </w:r>
           </w:p>
         </w:tc>
@@ -4587,6 +4625,28 @@
           </w:p>
         </w:tc>
       </w:tr>
+      <w:tr>
+        <w:tc>
+          <w:tcPr>
+            <w:tcW w:type="dxa" w:w="1597"/>
+          </w:tcPr>
+          <w:p>
+            <w:r>
+              <w:t>Feb–May 2026</w:t>
+            </w:r>
+          </w:p>
+        </w:tc>
+        <w:tc>
+          <w:tcPr>
+            <w:tcW w:type="dxa" w:w="7903"/>
+          </w:tcPr>
+          <w:p>
+            <w:r>
+              <w:t>RAG engine development: custom ChromaDB+ONNX (Feb) → full LlamaIndex migration (May). SentenceSplitter, IngestionPipeline, VectorStoreIndex, FaithfulnessEvaluator. Multi-format document ingestion (.pdf .docx .csv .xlsx .pptx .odt .html).</w:t>
+            </w:r>
+          </w:p>
+        </w:tc>
+      </w:tr>
     </w:tbl>
     <w:p>
       <w:pPr>
@@ -5021,6 +5081,28 @@
                 <w:szCs w:val="20"/>
               </w:rPr>
               <w:t>Arabic competition report writing begun; chapters drafted covering background, methodology, system design, results</w:t>
+            </w:r>
+          </w:p>
+        </w:tc>
+      </w:tr>
+      <w:tr>
+        <w:tc>
+          <w:tcPr>
+            <w:tcW w:type="dxa" w:w="1597"/>
+          </w:tcPr>
+          <w:p>
+            <w:r>
+              <w:t>May 2026</w:t>
+            </w:r>
+          </w:p>
+        </w:tc>
+        <w:tc>
+          <w:tcPr>
+            <w:tcW w:type="dxa" w:w="7903"/>
+          </w:tcPr>
+          <w:p>
+            <w:r>
+              <w:t>LlamaIndex migration complete: OnnxEmbedding adapter, ChromaVectorStore, FaithfulnessEvaluator with B→C guard (retry→abstain). Document ingestion expanded to 16 formats. evaluate_hallucinations config flag added.</w:t>
             </w:r>
           </w:p>
         </w:tc>
@@ -5394,6 +5476,50 @@
                 <w:szCs w:val="20"/>
               </w:rPr>
               <w:t>Deploy on Raspberry Pi 2B for hardware validation testing</w:t>
+            </w:r>
+          </w:p>
+        </w:tc>
+      </w:tr>
+      <w:tr>
+        <w:tc>
+          <w:tcPr>
+            <w:tcW w:type="dxa" w:w="1597"/>
+          </w:tcPr>
+          <w:p>
+            <w:r>
+              <w:t>DONE</w:t>
+            </w:r>
+          </w:p>
+        </w:tc>
+        <w:tc>
+          <w:tcPr>
+            <w:tcW w:type="dxa" w:w="7903"/>
+          </w:tcPr>
+          <w:p>
+            <w:r>
+              <w:t>RAG engine: LlamaIndex migration complete. ChromaDB with 600+ medical chunks indexed from documentation. PDF/Office ingestion pipeline operational.</w:t>
+            </w:r>
+          </w:p>
+        </w:tc>
+      </w:tr>
+      <w:tr>
+        <w:tc>
+          <w:tcPr>
+            <w:tcW w:type="dxa" w:w="1597"/>
+          </w:tcPr>
+          <w:p>
+            <w:r>
+              <w:t>DONE</w:t>
+            </w:r>
+          </w:p>
+        </w:tc>
+        <w:tc>
+          <w:tcPr>
+            <w:tcW w:type="dxa" w:w="7903"/>
+          </w:tcPr>
+          <w:p>
+            <w:r>
+              <w:t>Hallucination guard: FaithfulnessEvaluator integrated with retry→abstain pattern (B→C). Config flag evaluate_hallucinations (default: off).</w:t>
             </w:r>
           </w:p>
         </w:tc>
@@ -6487,6 +6613,48 @@
           </w:p>
         </w:tc>
       </w:tr>
+      <w:tr>
+        <w:tc>
+          <w:tcPr>
+            <w:tcW w:type="dxa" w:w="700"/>
+          </w:tcPr>
+          <w:p>
+            <w:r>
+              <w:t>D8</w:t>
+            </w:r>
+          </w:p>
+        </w:tc>
+        <w:tc>
+          <w:tcPr>
+            <w:tcW w:type="dxa" w:w="2300"/>
+          </w:tcPr>
+          <w:p>
+            <w:r>
+              <w:t>Adopt LlamaIndex as full RAG framework</w:t>
+            </w:r>
+          </w:p>
+        </w:tc>
+        <w:tc>
+          <w:tcPr>
+            <w:tcW w:type="dxa" w:w="3197"/>
+          </w:tcPr>
+          <w:p>
+            <w:r>
+              <w:t>Custom 409-line RAG engine (raw ChromaDB + ONNX) lacked PDF support, hallucination evaluation, and standardized chunking. LlamaIndex 0.14 provides VectorStoreIndex, SentenceSplitter, FaithfulnessEvaluator, and IngestionPipeline out of the box. Installed packages: llama-index-core, llama-index-vector-stores-chroma, llama-index-llms-openai. Pinned versions prevent upstream churn.</w:t>
+            </w:r>
+          </w:p>
+        </w:tc>
+        <w:tc>
+          <w:tcPr>
+            <w:tcW w:type="dxa" w:w="3303"/>
+          </w:tcPr>
+          <w:p>
+            <w:r>
+              <w:t>Keep custom 409-line engine (no PDF, no eval, no standard chunking); use separate pypdf/tesseract for PDFs (more code to maintain)</w:t>
+            </w:r>
+          </w:p>
+        </w:tc>
+      </w:tr>
     </w:tbl>
     <w:p>
       <w:pPr>
@@ -7596,6 +7764,48 @@
                 <w:szCs w:val="20"/>
               </w:rPr>
               <w:t>Not yet resolved. Current workaround: single-user access enforced. Planned fix: migrate to PostgreSQL or SQLite WAL mode for Enterprise edition multi-user support</w:t>
+            </w:r>
+          </w:p>
+        </w:tc>
+      </w:tr>
+      <w:tr>
+        <w:tc>
+          <w:tcPr>
+            <w:tcW w:type="dxa" w:w="700"/>
+          </w:tcPr>
+          <w:p>
+            <w:r>
+              <w:t>I8</w:t>
+            </w:r>
+          </w:p>
+        </w:tc>
+        <w:tc>
+          <w:tcPr>
+            <w:tcW w:type="dxa" w:w="2300"/>
+          </w:tcPr>
+          <w:p>
+            <w:r>
+              <w:t>20GB medical corpus (PDFs, books, papers) cannot be ingested — engine only supports .md/.txt</w:t>
+            </w:r>
+          </w:p>
+        </w:tc>
+        <w:tc>
+          <w:tcPr>
+            <w:tcW w:type="dxa" w:w="3197"/>
+          </w:tcPr>
+          <w:p>
+            <w:r>
+              <w:t>Original RAG engine used raw ChromaDB with hardcoded extension filter: .md .txt .yaml .yml .json</w:t>
+            </w:r>
+          </w:p>
+        </w:tc>
+        <w:tc>
+          <w:tcPr>
+            <w:tcW w:type="dxa" w:w="3303"/>
+          </w:tcPr>
+          <w:p>
+            <w:r>
+              <w:t>Migrated to LlamaIndex with pypdf (PDF), python-docx (DOCX), openpyxl (XLSX), csv (CSV), python-pptx (PPTX), odfpy (ODT/ODS/ODP), and HTMLParser (HTML). IngestionPipeline handles chunking + embedding in one step. New supported_extensions set covers 16 formats.</w:t>
             </w:r>
           </w:p>
         </w:tc>
@@ -13684,6 +13894,134 @@
                 <w:sz w:val="18"/>
                 <w:szCs w:val="18"/>
               </w:rPr>
+              <w:t>PLANNED</w:t>
+            </w:r>
+          </w:p>
+        </w:tc>
+      </w:tr>
+      <w:tr>
+        <w:tc>
+          <w:tcPr>
+            <w:tcW w:type="dxa" w:w="4500"/>
+          </w:tcPr>
+          <w:p>
+            <w:r>
+              <w:t>RAG engine (ChromaDB + ONNX embedding)</w:t>
+            </w:r>
+          </w:p>
+        </w:tc>
+        <w:tc>
+          <w:tcPr>
+            <w:tcW w:type="dxa" w:w="3000"/>
+          </w:tcPr>
+          <w:p>
+            <w:r>
+              <w:t>Home + Enterprise</w:t>
+            </w:r>
+          </w:p>
+        </w:tc>
+        <w:tc>
+          <w:tcPr>
+            <w:tcW w:type="dxa" w:w="2000"/>
+          </w:tcPr>
+          <w:p>
+            <w:r>
+              <w:t>DONE</w:t>
+            </w:r>
+          </w:p>
+        </w:tc>
+      </w:tr>
+      <w:tr>
+        <w:tc>
+          <w:tcPr>
+            <w:tcW w:type="dxa" w:w="4500"/>
+          </w:tcPr>
+          <w:p>
+            <w:r>
+              <w:t>Multi-format document ingestion (.pdf .docx .xlsx .csv .pptx .odt .html)</w:t>
+            </w:r>
+          </w:p>
+        </w:tc>
+        <w:tc>
+          <w:tcPr>
+            <w:tcW w:type="dxa" w:w="3000"/>
+          </w:tcPr>
+          <w:p>
+            <w:r>
+              <w:t>Home + Enterprise</w:t>
+            </w:r>
+          </w:p>
+        </w:tc>
+        <w:tc>
+          <w:tcPr>
+            <w:tcW w:type="dxa" w:w="2000"/>
+          </w:tcPr>
+          <w:p>
+            <w:r>
+              <w:t>DONE</w:t>
+            </w:r>
+          </w:p>
+        </w:tc>
+      </w:tr>
+      <w:tr>
+        <w:tc>
+          <w:tcPr>
+            <w:tcW w:type="dxa" w:w="4500"/>
+          </w:tcPr>
+          <w:p>
+            <w:r>
+              <w:t>Hallucination evaluation guard (FaithfulnessEvaluator)</w:t>
+            </w:r>
+          </w:p>
+        </w:tc>
+        <w:tc>
+          <w:tcPr>
+            <w:tcW w:type="dxa" w:w="3000"/>
+          </w:tcPr>
+          <w:p>
+            <w:r>
+              <w:t>Home + Enterprise</w:t>
+            </w:r>
+          </w:p>
+        </w:tc>
+        <w:tc>
+          <w:tcPr>
+            <w:tcW w:type="dxa" w:w="2000"/>
+          </w:tcPr>
+          <w:p>
+            <w:r>
+              <w:t>DONE</w:t>
+            </w:r>
+          </w:p>
+        </w:tc>
+      </w:tr>
+      <w:tr>
+        <w:tc>
+          <w:tcPr>
+            <w:tcW w:type="dxa" w:w="4500"/>
+          </w:tcPr>
+          <w:p>
+            <w:r>
+              <w:t>20GB medical corpus ingestion pipeline</w:t>
+            </w:r>
+          </w:p>
+        </w:tc>
+        <w:tc>
+          <w:tcPr>
+            <w:tcW w:type="dxa" w:w="3000"/>
+          </w:tcPr>
+          <w:p>
+            <w:r>
+              <w:t>Home + Enterprise</w:t>
+            </w:r>
+          </w:p>
+        </w:tc>
+        <w:tc>
+          <w:tcPr>
+            <w:tcW w:type="dxa" w:w="2000"/>
+          </w:tcPr>
+          <w:p>
+            <w:r>
               <w:t>PLANNED</w:t>
             </w:r>
           </w:p>
@@ -14800,6 +15138,72 @@
                 <w:szCs w:val="20"/>
               </w:rPr>
               <w:t>github.com/umbrella-infrastructure — Parent org for Hakeem, Mada, Najm</w:t>
+            </w:r>
+          </w:p>
+        </w:tc>
+      </w:tr>
+      <w:tr>
+        <w:tc>
+          <w:tcPr>
+            <w:tcW w:type="dxa" w:w="2797"/>
+          </w:tcPr>
+          <w:p>
+            <w:r>
+              <w:t>LlamaIndex</w:t>
+            </w:r>
+          </w:p>
+        </w:tc>
+        <w:tc>
+          <w:tcPr>
+            <w:tcW w:type="dxa" w:w="6703"/>
+          </w:tcPr>
+          <w:p>
+            <w:r>
+              <w:t>docs.llamaindex.ai — RAG framework used for vector indexing, chunking, retrieval, and faithfulness evaluation. Version 0.14.22 pinned.</w:t>
+            </w:r>
+          </w:p>
+        </w:tc>
+      </w:tr>
+      <w:tr>
+        <w:tc>
+          <w:tcPr>
+            <w:tcW w:type="dxa" w:w="2797"/>
+          </w:tcPr>
+          <w:p>
+            <w:r>
+              <w:t>ONNX Runtime (all-MiniLM-L6-v2)</w:t>
+            </w:r>
+          </w:p>
+        </w:tc>
+        <w:tc>
+          <w:tcPr>
+            <w:tcW w:type="dxa" w:w="6703"/>
+          </w:tcPr>
+          <w:p>
+            <w:r>
+              <w:t>onnxruntime.ai — Local embedding model used for RAG. No torch dependency. ~90MB on disk.</w:t>
+            </w:r>
+          </w:p>
+        </w:tc>
+      </w:tr>
+      <w:tr>
+        <w:tc>
+          <w:tcPr>
+            <w:tcW w:type="dxa" w:w="2797"/>
+          </w:tcPr>
+          <w:p>
+            <w:r>
+              <w:t>ChromaDB</w:t>
+            </w:r>
+          </w:p>
+        </w:tc>
+        <w:tc>
+          <w:tcPr>
+            <w:tcW w:type="dxa" w:w="6703"/>
+          </w:tcPr>
+          <w:p>
+            <w:r>
+              <w:t>docs.trychroma.com — Persistent vector store for medical document embeddings. Cosine similarity index.</w:t>
             </w:r>
           </w:p>
         </w:tc>

--- a/JoYS-2026/T323_Logbook.docx
+++ b/JoYS-2026/T323_Logbook.docx
@@ -550,6 +550,11 @@
           <w:p>
             <w:r>
               <w:t>v1.1</w:t>
+              <w:rPr>
+                <w:color w:val="050505"/>
+                <w:sz w:val="20"/>
+                <w:szCs w:val="20"/>
+              </w:rPr>
             </w:r>
           </w:p>
         </w:tc>
@@ -602,6 +607,11 @@
           <w:p>
             <w:r>
               <w:t>May 2026</w:t>
+              <w:rPr>
+                <w:color w:val="050505"/>
+                <w:sz w:val="20"/>
+                <w:szCs w:val="20"/>
+              </w:rPr>
             </w:r>
           </w:p>
         </w:tc>
@@ -2487,6 +2497,11 @@
           <w:p>
             <w:r>
               <w:t>RAG (Retrieval-Augmented Generation)</w:t>
+              <w:rPr>
+                <w:color w:val="050505"/>
+                <w:sz w:val="20"/>
+                <w:szCs w:val="20"/>
+              </w:rPr>
             </w:r>
           </w:p>
         </w:tc>
@@ -2497,6 +2512,11 @@
           <w:p>
             <w:r>
               <w:t>LlamaIndex + ChromaDB + ONNX (all-MiniLM-L6-v2)</w:t>
+              <w:rPr>
+                <w:color w:val="050505"/>
+                <w:sz w:val="20"/>
+                <w:szCs w:val="20"/>
+              </w:rPr>
             </w:r>
           </w:p>
         </w:tc>
@@ -2506,7 +2526,12 @@
           </w:tcPr>
           <w:p>
             <w:r>
-              <w:t>Custom engine → LlamaIndex migration (May 2026). Offline embedding via ONNX runtime (no torch). PDF/DOCX/XLSX/CSV/PPTX ingestion. Hallucination guard via FaithfulnessEvaluator (B→C: retry→abstain). ChromaDB persistent store with cosine similarity.</w:t>
+              <w:t>Custom engine → LlamaIndex migration (May 2026). Offline embedding via ONNX runtime (no torch, ~90MB). 16 document formats (.pdf .docx .csv .xlsx .pptx .odt .html .md .txt .yaml .json). SentenceSplitter (chunk_size=512, overlap=64). ChromaDB persistent store (cosine similarity, 600+ chunks). Hallucination guard via FaithfulnessEvaluator (B→C: retry→abstain).</w:t>
+              <w:rPr>
+                <w:color w:val="050505"/>
+                <w:sz w:val="20"/>
+                <w:szCs w:val="20"/>
+              </w:rPr>
             </w:r>
           </w:p>
         </w:tc>
@@ -3181,7 +3206,11 @@
               <w:rPr/>
             </w:pPr>
             <w:r>
-              <w:rPr/>
+              <w:rPr>
+                <w:color w:val="050505"/>
+                <w:sz w:val="20"/>
+                <w:szCs w:val="20"/>
+              </w:rPr>
               <w:t>MCP servers/Bridges</w:t>
             </w:r>
           </w:p>
@@ -3203,7 +3232,11 @@
               <w:rPr/>
             </w:pPr>
             <w:r>
-              <w:rPr/>
+              <w:rPr>
+                <w:color w:val="050505"/>
+                <w:sz w:val="20"/>
+                <w:szCs w:val="20"/>
+              </w:rPr>
               <w:t>Python FIlters</w:t>
             </w:r>
           </w:p>
@@ -3225,7 +3258,11 @@
               <w:rPr/>
             </w:pPr>
             <w:r>
-              <w:rPr/>
+              <w:rPr>
+                <w:color w:val="050505"/>
+                <w:sz w:val="20"/>
+                <w:szCs w:val="20"/>
+              </w:rPr>
               <w:t>Uses python’s FastMCP,CLAHE,Otsu and Gaussain filters to add Filtering cabiblities to AI</w:t>
             </w:r>
           </w:p>
@@ -3239,6 +3276,11 @@
           <w:p>
             <w:r>
               <w:t>Vector Store</w:t>
+              <w:rPr>
+                <w:color w:val="050505"/>
+                <w:sz w:val="20"/>
+                <w:szCs w:val="20"/>
+              </w:rPr>
             </w:r>
           </w:p>
         </w:tc>
@@ -3249,6 +3291,11 @@
           <w:p>
             <w:r>
               <w:t>ChromaDB (persistent)</w:t>
+              <w:rPr>
+                <w:color w:val="050505"/>
+                <w:sz w:val="20"/>
+                <w:szCs w:val="20"/>
+              </w:rPr>
             </w:r>
           </w:p>
         </w:tc>
@@ -3259,6 +3306,11 @@
           <w:p>
             <w:r>
               <w:t>Local vector database for RAG; stores 600+ chunks from docs/; no cloud dependency.</w:t>
+              <w:rPr>
+                <w:color w:val="050505"/>
+                <w:sz w:val="20"/>
+                <w:szCs w:val="20"/>
+              </w:rPr>
             </w:r>
           </w:p>
         </w:tc>
@@ -4497,7 +4549,11 @@
               <w:rPr/>
             </w:pPr>
             <w:r>
-              <w:rPr/>
+              <w:rPr>
+                <w:color w:val="050505"/>
+                <w:sz w:val="20"/>
+                <w:szCs w:val="20"/>
+              </w:rPr>
               <w:t>Early 2026</w:t>
             </w:r>
           </w:p>
@@ -4519,7 +4575,11 @@
               <w:rPr/>
             </w:pPr>
             <w:r>
-              <w:rPr/>
+              <w:rPr>
+                <w:color w:val="050505"/>
+                <w:sz w:val="20"/>
+                <w:szCs w:val="20"/>
+              </w:rPr>
               <w:t>Started Filter research and development</w:t>
             </w:r>
           </w:p>
@@ -4633,6 +4693,11 @@
           <w:p>
             <w:r>
               <w:t>Feb–May 2026</w:t>
+              <w:rPr>
+                <w:color w:val="050505"/>
+                <w:sz w:val="20"/>
+                <w:szCs w:val="20"/>
+              </w:rPr>
             </w:r>
           </w:p>
         </w:tc>
@@ -4643,6 +4708,11 @@
           <w:p>
             <w:r>
               <w:t>RAG engine development: custom ChromaDB+ONNX (Feb) → full LlamaIndex migration (May). SentenceSplitter, IngestionPipeline, VectorStoreIndex, FaithfulnessEvaluator. Multi-format document ingestion (.pdf .docx .csv .xlsx .pptx .odt .html).</w:t>
+              <w:rPr>
+                <w:color w:val="050505"/>
+                <w:sz w:val="20"/>
+                <w:szCs w:val="20"/>
+              </w:rPr>
             </w:r>
           </w:p>
         </w:tc>
@@ -5093,6 +5163,11 @@
           <w:p>
             <w:r>
               <w:t>May 2026</w:t>
+              <w:rPr>
+                <w:color w:val="050505"/>
+                <w:sz w:val="20"/>
+                <w:szCs w:val="20"/>
+              </w:rPr>
             </w:r>
           </w:p>
         </w:tc>
@@ -5103,6 +5178,11 @@
           <w:p>
             <w:r>
               <w:t>LlamaIndex migration complete: OnnxEmbedding adapter, ChromaVectorStore, FaithfulnessEvaluator with B→C guard (retry→abstain). Document ingestion expanded to 16 formats. evaluate_hallucinations config flag added.</w:t>
+              <w:rPr>
+                <w:color w:val="050505"/>
+                <w:sz w:val="20"/>
+                <w:szCs w:val="20"/>
+              </w:rPr>
             </w:r>
           </w:p>
         </w:tc>
@@ -5488,6 +5568,11 @@
           <w:p>
             <w:r>
               <w:t>DONE</w:t>
+              <w:rPr>
+                <w:color w:val="050505"/>
+                <w:sz w:val="20"/>
+                <w:szCs w:val="20"/>
+              </w:rPr>
             </w:r>
           </w:p>
         </w:tc>
@@ -5498,6 +5583,11 @@
           <w:p>
             <w:r>
               <w:t>RAG engine: LlamaIndex migration complete. ChromaDB with 600+ medical chunks indexed from documentation. PDF/Office ingestion pipeline operational.</w:t>
+              <w:rPr>
+                <w:color w:val="050505"/>
+                <w:sz w:val="20"/>
+                <w:szCs w:val="20"/>
+              </w:rPr>
             </w:r>
           </w:p>
         </w:tc>
@@ -5510,6 +5600,11 @@
           <w:p>
             <w:r>
               <w:t>DONE</w:t>
+              <w:rPr>
+                <w:color w:val="050505"/>
+                <w:sz w:val="20"/>
+                <w:szCs w:val="20"/>
+              </w:rPr>
             </w:r>
           </w:p>
         </w:tc>
@@ -5520,6 +5615,11 @@
           <w:p>
             <w:r>
               <w:t>Hallucination guard: FaithfulnessEvaluator integrated with retry→abstain pattern (B→C). Config flag evaluate_hallucinations (default: off).</w:t>
+              <w:rPr>
+                <w:color w:val="050505"/>
+                <w:sz w:val="20"/>
+                <w:szCs w:val="20"/>
+              </w:rPr>
             </w:r>
           </w:p>
         </w:tc>
@@ -6621,6 +6721,11 @@
           <w:p>
             <w:r>
               <w:t>D8</w:t>
+              <w:rPr>
+                <w:color w:val="050505"/>
+                <w:sz w:val="20"/>
+                <w:szCs w:val="20"/>
+              </w:rPr>
             </w:r>
           </w:p>
         </w:tc>
@@ -6631,6 +6736,11 @@
           <w:p>
             <w:r>
               <w:t>Adopt LlamaIndex as full RAG framework</w:t>
+              <w:rPr>
+                <w:color w:val="050505"/>
+                <w:sz w:val="20"/>
+                <w:szCs w:val="20"/>
+              </w:rPr>
             </w:r>
           </w:p>
         </w:tc>
@@ -6641,6 +6751,11 @@
           <w:p>
             <w:r>
               <w:t>Custom 409-line RAG engine (raw ChromaDB + ONNX) lacked PDF support, hallucination evaluation, and standardized chunking. LlamaIndex 0.14 provides VectorStoreIndex, SentenceSplitter, FaithfulnessEvaluator, and IngestionPipeline out of the box. Installed packages: llama-index-core, llama-index-vector-stores-chroma, llama-index-llms-openai. Pinned versions prevent upstream churn.</w:t>
+              <w:rPr>
+                <w:color w:val="050505"/>
+                <w:sz w:val="20"/>
+                <w:szCs w:val="20"/>
+              </w:rPr>
             </w:r>
           </w:p>
         </w:tc>
@@ -6651,6 +6766,11 @@
           <w:p>
             <w:r>
               <w:t>Keep custom 409-line engine (no PDF, no eval, no standard chunking); use separate pypdf/tesseract for PDFs (more code to maintain)</w:t>
+              <w:rPr>
+                <w:color w:val="050505"/>
+                <w:sz w:val="20"/>
+                <w:szCs w:val="20"/>
+              </w:rPr>
             </w:r>
           </w:p>
         </w:tc>
@@ -7776,6 +7896,11 @@
           <w:p>
             <w:r>
               <w:t>I8</w:t>
+              <w:rPr>
+                <w:color w:val="050505"/>
+                <w:sz w:val="20"/>
+                <w:szCs w:val="20"/>
+              </w:rPr>
             </w:r>
           </w:p>
         </w:tc>
@@ -7786,6 +7911,11 @@
           <w:p>
             <w:r>
               <w:t>20GB medical corpus (PDFs, books, papers) cannot be ingested — engine only supports .md/.txt</w:t>
+              <w:rPr>
+                <w:color w:val="050505"/>
+                <w:sz w:val="20"/>
+                <w:szCs w:val="20"/>
+              </w:rPr>
             </w:r>
           </w:p>
         </w:tc>
@@ -7796,6 +7926,11 @@
           <w:p>
             <w:r>
               <w:t>Original RAG engine used raw ChromaDB with hardcoded extension filter: .md .txt .yaml .yml .json</w:t>
+              <w:rPr>
+                <w:color w:val="050505"/>
+                <w:sz w:val="20"/>
+                <w:szCs w:val="20"/>
+              </w:rPr>
             </w:r>
           </w:p>
         </w:tc>
@@ -7806,6 +7941,11 @@
           <w:p>
             <w:r>
               <w:t>Migrated to LlamaIndex with pypdf (PDF), python-docx (DOCX), openpyxl (XLSX), csv (CSV), python-pptx (PPTX), odfpy (ODT/ODS/ODP), and HTMLParser (HTML). IngestionPipeline handles chunking + embedding in one step. New supported_extensions set covers 16 formats.</w:t>
+              <w:rPr>
+                <w:color w:val="050505"/>
+                <w:sz w:val="20"/>
+                <w:szCs w:val="20"/>
+              </w:rPr>
             </w:r>
           </w:p>
         </w:tc>
@@ -10844,6 +10984,2359 @@
       <w:pPr>
         <w:pStyle w:val="Heading1"/>
         <w:keepNext w:val="true"/>
+        <w:pBdr/>
+      </w:pPr>
+      <w:r>
+        <w:t xml:space="preserve">10. تفاصيل نظام RAG / RAG System Details</w:t>
+      </w:r>
+    </w:p>
+    <w:p>
+      <w:pPr>
+        <w:rPr/>
+      </w:pPr>
+    </w:p>
+    <w:p>
+      <w:pPr>
+        <w:pStyle w:val="Normal"/>
+        <w:spacing w:before="60" w:after="60"/>
+        <w:rPr/>
+      </w:pPr>
+      <w:r>
+        <w:t xml:space="preserve">RAG (Retrieval-Augmented Generation) augments LLM responses with relevant medical context retrieved from local documents. The system uses LlamaIndex 0.14.22 with ChromaDB persistent vector store and ONNX-based embedding — all fully offline, no cloud dependency.</w:t>
+      </w:r>
+    </w:p>
+    <w:p>
+      <w:pPr>
+        <w:rPr/>
+      </w:pPr>
+    </w:p>
+    <w:p>
+      <w:pPr>
+        <w:pStyle w:val="Heading2"/>
+        <w:keepNext w:val="true"/>
+        <w:spacing w:before="240" w:after="100"/>
+      </w:pPr>
+      <w:r>
+        <w:t xml:space="preserve">10.1 Architecture</w:t>
+      </w:r>
+    </w:p>
+    <w:p>
+      <w:pPr>
+        <w:rPr/>
+      </w:pPr>
+    </w:p>
+    <w:tbl>
+      <w:tblPr>
+        <w:tblW w:w="5000" w:type="pct"/>
+        <w:tblBorders>
+          <w:top w:val="single" w:sz="4" w:space="0" w:color="CCCCCC"/>
+          <w:left w:val="single" w:sz="4" w:space="0" w:color="CCCCCC"/>
+          <w:bottom w:val="single" w:sz="4" w:space="0" w:color="CCCCCC"/>
+          <w:right w:val="single" w:sz="4" w:space="0" w:color="CCCCCC"/>
+          <w:insideH w:val="single" w:sz="4" w:space="0" w:color="CCCCCC"/>
+          <w:insideV w:val="single" w:sz="4" w:space="0" w:color="CCCCCC"/>
+        </w:tblBorders>
+        <w:tblLook w:val="04A0"/>
+      </w:tblPr>
+      <w:tblGrid>
+        <w:gridCol w:w="333"/>
+        <w:gridCol w:w="333"/>
+        <w:gridCol w:w="333"/>
+      </w:tblGrid>
+      <w:tr>
+        <w:tc>
+          <w:tcPr>
+            <w:tcW w:w="333" w:type="pct"/>
+            <w:shd w:val="clear" w:color="auto" w:fill="6A2A5B"/>
+          </w:tcPr>
+          <w:p>
+            <w:pPr>
+              <w:spacing w:before="40" w:after="40"/>
+              <w:jc w:val="start"/>
+            </w:pPr>
+            <w:r>
+              <w:rPr>
+                <w:sz w:val="20"/>
+                <w:b/>
+                <w:color w:val="FFFFFF"/>
+                <w:szCs w:val="20"/>
+              </w:rPr>
+              <w:t xml:space="preserve">Component</w:t>
+            </w:r>
+          </w:p>
+        </w:tc>
+        <w:tc>
+          <w:tcPr>
+            <w:tcW w:w="333" w:type="pct"/>
+            <w:shd w:val="clear" w:color="auto" w:fill="6A2A5B"/>
+          </w:tcPr>
+          <w:p>
+            <w:pPr>
+              <w:spacing w:before="40" w:after="40"/>
+              <w:jc w:val="start"/>
+            </w:pPr>
+            <w:r>
+              <w:rPr>
+                <w:sz w:val="20"/>
+                <w:b/>
+                <w:color w:val="FFFFFF"/>
+                <w:szCs w:val="20"/>
+              </w:rPr>
+              <w:t xml:space="preserve">Technology</w:t>
+            </w:r>
+          </w:p>
+        </w:tc>
+        <w:tc>
+          <w:tcPr>
+            <w:tcW w:w="333" w:type="pct"/>
+            <w:shd w:val="clear" w:color="auto" w:fill="6A2A5B"/>
+          </w:tcPr>
+          <w:p>
+            <w:pPr>
+              <w:spacing w:before="40" w:after="40"/>
+              <w:jc w:val="start"/>
+            </w:pPr>
+            <w:r>
+              <w:rPr>
+                <w:sz w:val="20"/>
+                <w:b/>
+                <w:color w:val="FFFFFF"/>
+                <w:szCs w:val="20"/>
+              </w:rPr>
+              <w:t xml:space="preserve">Role</w:t>
+            </w:r>
+          </w:p>
+        </w:tc>
+      </w:tr>
+      <w:tr>
+        <w:tc>
+          <w:tcPr>
+            <w:tcW w:w="333" w:type="pct"/>
+          </w:tcPr>
+          <w:p>
+            <w:pPr>
+              <w:spacing w:before="40" w:after="40"/>
+              <w:jc w:val="start"/>
+            </w:pPr>
+            <w:r>
+              <w:rPr>
+                <w:sz w:val="20"/>
+                <w:color w:val="050505"/>
+                <w:szCs w:val="20"/>
+              </w:rPr>
+              <w:t xml:space="preserve">Embedding Model</w:t>
+            </w:r>
+          </w:p>
+        </w:tc>
+        <w:tc>
+          <w:tcPr>
+            <w:tcW w:w="333" w:type="pct"/>
+          </w:tcPr>
+          <w:p>
+            <w:pPr>
+              <w:spacing w:before="40" w:after="40"/>
+              <w:jc w:val="start"/>
+            </w:pPr>
+            <w:r>
+              <w:rPr>
+                <w:sz w:val="20"/>
+                <w:color w:val="050505"/>
+                <w:szCs w:val="20"/>
+              </w:rPr>
+              <w:t xml:space="preserve">all-MiniLM-L6-v2 (ONNX Runtime)</w:t>
+            </w:r>
+          </w:p>
+        </w:tc>
+        <w:tc>
+          <w:tcPr>
+            <w:tcW w:w="333" w:type="pct"/>
+          </w:tcPr>
+          <w:p>
+            <w:pPr>
+              <w:spacing w:before="40" w:after="40"/>
+              <w:jc w:val="start"/>
+            </w:pPr>
+            <w:r>
+              <w:rPr>
+                <w:sz w:val="20"/>
+                <w:color w:val="050505"/>
+                <w:szCs w:val="20"/>
+              </w:rPr>
+              <w:t xml:space="preserve">Converts text to 384-dim vector; ~90MB on disk; no torch dependency</w:t>
+            </w:r>
+          </w:p>
+        </w:tc>
+      </w:tr>
+      <w:tr>
+        <w:tc>
+          <w:tcPr>
+            <w:tcW w:w="333" w:type="pct"/>
+          </w:tcPr>
+          <w:p>
+            <w:pPr>
+              <w:spacing w:before="40" w:after="40"/>
+              <w:jc w:val="start"/>
+            </w:pPr>
+            <w:r>
+              <w:rPr>
+                <w:sz w:val="20"/>
+                <w:color w:val="050505"/>
+                <w:szCs w:val="20"/>
+              </w:rPr>
+              <w:t xml:space="preserve">Chunking</w:t>
+            </w:r>
+          </w:p>
+        </w:tc>
+        <w:tc>
+          <w:tcPr>
+            <w:tcW w:w="333" w:type="pct"/>
+          </w:tcPr>
+          <w:p>
+            <w:pPr>
+              <w:spacing w:before="40" w:after="40"/>
+              <w:jc w:val="start"/>
+            </w:pPr>
+            <w:r>
+              <w:rPr>
+                <w:sz w:val="20"/>
+                <w:color w:val="050505"/>
+                <w:szCs w:val="20"/>
+              </w:rPr>
+              <w:t xml:space="preserve">SentenceSplitter (LlamaIndex)</w:t>
+            </w:r>
+          </w:p>
+        </w:tc>
+        <w:tc>
+          <w:tcPr>
+            <w:tcW w:w="333" w:type="pct"/>
+          </w:tcPr>
+          <w:p>
+            <w:pPr>
+              <w:spacing w:before="40" w:after="40"/>
+              <w:jc w:val="start"/>
+            </w:pPr>
+            <w:r>
+              <w:rPr>
+                <w:sz w:val="20"/>
+                <w:color w:val="050505"/>
+                <w:szCs w:val="20"/>
+              </w:rPr>
+              <w:t xml:space="preserve">chunk_size=512, chunk_overlap=64; balanced context vs retrieval granularity</w:t>
+            </w:r>
+          </w:p>
+        </w:tc>
+      </w:tr>
+      <w:tr>
+        <w:tc>
+          <w:tcPr>
+            <w:tcW w:w="333" w:type="pct"/>
+          </w:tcPr>
+          <w:p>
+            <w:pPr>
+              <w:spacing w:before="40" w:after="40"/>
+              <w:jc w:val="start"/>
+            </w:pPr>
+            <w:r>
+              <w:rPr>
+                <w:sz w:val="20"/>
+                <w:color w:val="050505"/>
+                <w:szCs w:val="20"/>
+              </w:rPr>
+              <w:t xml:space="preserve">Vector Store</w:t>
+            </w:r>
+          </w:p>
+        </w:tc>
+        <w:tc>
+          <w:tcPr>
+            <w:tcW w:w="333" w:type="pct"/>
+          </w:tcPr>
+          <w:p>
+            <w:pPr>
+              <w:spacing w:before="40" w:after="40"/>
+              <w:jc w:val="start"/>
+            </w:pPr>
+            <w:r>
+              <w:rPr>
+                <w:sz w:val="20"/>
+                <w:color w:val="050505"/>
+                <w:szCs w:val="20"/>
+              </w:rPr>
+              <w:t xml:space="preserve">ChromaDB (PersistentClient)</w:t>
+            </w:r>
+          </w:p>
+        </w:tc>
+        <w:tc>
+          <w:tcPr>
+            <w:tcW w:w="333" w:type="pct"/>
+          </w:tcPr>
+          <w:p>
+            <w:pPr>
+              <w:spacing w:before="40" w:after="40"/>
+              <w:jc w:val="start"/>
+            </w:pPr>
+            <w:r>
+              <w:rPr>
+                <w:sz w:val="20"/>
+                <w:color w:val="050505"/>
+                <w:szCs w:val="20"/>
+              </w:rPr>
+              <w:t xml:space="preserve">Cosine similarity index; collection 'hakeem_rag'; persisted to disk</w:t>
+            </w:r>
+          </w:p>
+        </w:tc>
+      </w:tr>
+      <w:tr>
+        <w:tc>
+          <w:tcPr>
+            <w:tcW w:w="333" w:type="pct"/>
+          </w:tcPr>
+          <w:p>
+            <w:pPr>
+              <w:spacing w:before="40" w:after="40"/>
+              <w:jc w:val="start"/>
+            </w:pPr>
+            <w:r>
+              <w:rPr>
+                <w:sz w:val="20"/>
+                <w:color w:val="050505"/>
+                <w:szCs w:val="20"/>
+              </w:rPr>
+              <w:t xml:space="preserve">Index</w:t>
+            </w:r>
+          </w:p>
+        </w:tc>
+        <w:tc>
+          <w:tcPr>
+            <w:tcW w:w="333" w:type="pct"/>
+          </w:tcPr>
+          <w:p>
+            <w:pPr>
+              <w:spacing w:before="40" w:after="40"/>
+              <w:jc w:val="start"/>
+            </w:pPr>
+            <w:r>
+              <w:rPr>
+                <w:sz w:val="20"/>
+                <w:color w:val="050505"/>
+                <w:szCs w:val="20"/>
+              </w:rPr>
+              <w:t xml:space="preserve">VectorStoreIndex (LlamaIndex)</w:t>
+            </w:r>
+          </w:p>
+        </w:tc>
+        <w:tc>
+          <w:tcPr>
+            <w:tcW w:w="333" w:type="pct"/>
+          </w:tcPr>
+          <w:p>
+            <w:pPr>
+              <w:spacing w:before="40" w:after="40"/>
+              <w:jc w:val="start"/>
+            </w:pPr>
+            <w:r>
+              <w:rPr>
+                <w:sz w:val="20"/>
+                <w:color w:val="050505"/>
+                <w:szCs w:val="20"/>
+              </w:rPr>
+              <w:t xml:space="preserve">Wraps ChromaVectorStore + OnnxEmbedding; handles query → retrieval</w:t>
+            </w:r>
+          </w:p>
+        </w:tc>
+      </w:tr>
+      <w:tr>
+        <w:tc>
+          <w:tcPr>
+            <w:tcW w:w="333" w:type="pct"/>
+          </w:tcPr>
+          <w:p>
+            <w:pPr>
+              <w:spacing w:before="40" w:after="40"/>
+              <w:jc w:val="start"/>
+            </w:pPr>
+            <w:r>
+              <w:rPr>
+                <w:sz w:val="20"/>
+                <w:color w:val="050505"/>
+                <w:szCs w:val="20"/>
+              </w:rPr>
+              <w:t xml:space="preserve">Ingestion Pipeline</w:t>
+            </w:r>
+          </w:p>
+        </w:tc>
+        <w:tc>
+          <w:tcPr>
+            <w:tcW w:w="333" w:type="pct"/>
+          </w:tcPr>
+          <w:p>
+            <w:pPr>
+              <w:spacing w:before="40" w:after="40"/>
+              <w:jc w:val="start"/>
+            </w:pPr>
+            <w:r>
+              <w:rPr>
+                <w:sz w:val="20"/>
+                <w:color w:val="050505"/>
+                <w:szCs w:val="20"/>
+              </w:rPr>
+              <w:t xml:space="preserve">IngestionPipeline (LlamaIndex)</w:t>
+            </w:r>
+          </w:p>
+        </w:tc>
+        <w:tc>
+          <w:tcPr>
+            <w:tcW w:w="333" w:type="pct"/>
+          </w:tcPr>
+          <w:p>
+            <w:pPr>
+              <w:spacing w:before="40" w:after="40"/>
+              <w:jc w:val="start"/>
+            </w:pPr>
+            <w:r>
+              <w:rPr>
+                <w:sz w:val="20"/>
+                <w:color w:val="050505"/>
+                <w:szCs w:val="20"/>
+              </w:rPr>
+              <w:t xml:space="preserve">load → split → embed → store; batched for low RAM</w:t>
+            </w:r>
+          </w:p>
+        </w:tc>
+      </w:tr>
+    </w:tbl>
+    <w:p>
+      <w:pPr>
+        <w:rPr/>
+      </w:pPr>
+    </w:p>
+    <w:p>
+      <w:pPr>
+        <w:pStyle w:val="Heading2"/>
+        <w:keepNext w:val="true"/>
+        <w:spacing w:before="240" w:after="100"/>
+      </w:pPr>
+      <w:r>
+        <w:t xml:space="preserve">10.2 Document Ingestion</w:t>
+      </w:r>
+    </w:p>
+    <w:p>
+      <w:pPr>
+        <w:rPr/>
+      </w:pPr>
+    </w:p>
+    <w:p>
+      <w:pPr>
+        <w:pStyle w:val="Normal"/>
+        <w:spacing w:before="60" w:after="60"/>
+        <w:rPr/>
+      </w:pPr>
+      <w:r>
+        <w:t xml:space="preserve">The ingestion pipeline accepts 16 file formats through a _read_file() dispatcher: PDF (pypdf), DOCX (python-docx), ODT/ODP/ODS (odfpy), XLSX/XLS (openpyxl), CSV (csv module), PPTX (python-pptx), HTML/HTM (HTMLParser), and plain text (.md .txt .yaml .yml .json).</w:t>
+      </w:r>
+    </w:p>
+    <w:p>
+      <w:pPr>
+        <w:rPr/>
+      </w:pPr>
+    </w:p>
+    <w:p>
+      <w:pPr>
+        <w:pStyle w:val="Normal"/>
+        <w:spacing w:before="60" w:after="60"/>
+        <w:rPr/>
+      </w:pPr>
+      <w:r>
+        <w:t xml:space="preserve">Files are loaded as raw text, split by SentenceSplitter into overlapping chunks, embedded via OnnxEmbedding, and stored in ChromaDB. Batch size (indexing_batch_size=16) controls chunks per ONNX inference call to limit RAM. A delay (indexing_delay_ms=100) between files prevents CPU saturation. Auto-index on startup detects file changes via mtime hashing.</w:t>
+      </w:r>
+    </w:p>
+    <w:p>
+      <w:pPr>
+        <w:rPr/>
+      </w:pPr>
+    </w:p>
+    <w:p>
+      <w:pPr>
+        <w:pStyle w:val="Heading2"/>
+        <w:keepNext w:val="true"/>
+        <w:spacing w:before="240" w:after="100"/>
+      </w:pPr>
+      <w:r>
+        <w:t xml:space="preserve">10.3 Retrieval &amp; Hallucination Guard</w:t>
+      </w:r>
+    </w:p>
+    <w:p>
+      <w:pPr>
+        <w:rPr/>
+      </w:pPr>
+    </w:p>
+    <w:tbl>
+      <w:tblPr>
+        <w:tblW w:w="5000" w:type="pct"/>
+        <w:tblBorders>
+          <w:top w:val="single" w:sz="4" w:space="0" w:color="CCCCCC"/>
+          <w:left w:val="single" w:sz="4" w:space="0" w:color="CCCCCC"/>
+          <w:bottom w:val="single" w:sz="4" w:space="0" w:color="CCCCCC"/>
+          <w:right w:val="single" w:sz="4" w:space="0" w:color="CCCCCC"/>
+          <w:insideH w:val="single" w:sz="4" w:space="0" w:color="CCCCCC"/>
+          <w:insideV w:val="single" w:sz="4" w:space="0" w:color="CCCCCC"/>
+        </w:tblBorders>
+        <w:tblLook w:val="04A0"/>
+      </w:tblPr>
+      <w:tblGrid>
+        <w:gridCol w:w="500"/>
+        <w:gridCol w:w="500"/>
+      </w:tblGrid>
+      <w:tr>
+        <w:tc>
+          <w:tcPr>
+            <w:tcW w:w="500" w:type="pct"/>
+            <w:shd w:val="clear" w:color="auto" w:fill="6A2A5B"/>
+          </w:tcPr>
+          <w:p>
+            <w:pPr>
+              <w:spacing w:before="40" w:after="40"/>
+              <w:jc w:val="start"/>
+            </w:pPr>
+            <w:r>
+              <w:rPr>
+                <w:sz w:val="20"/>
+                <w:b/>
+                <w:color w:val="FFFFFF"/>
+                <w:szCs w:val="20"/>
+              </w:rPr>
+              <w:t xml:space="preserve">Phase</w:t>
+            </w:r>
+          </w:p>
+        </w:tc>
+        <w:tc>
+          <w:tcPr>
+            <w:tcW w:w="500" w:type="pct"/>
+            <w:shd w:val="clear" w:color="auto" w:fill="6A2A5B"/>
+          </w:tcPr>
+          <w:p>
+            <w:pPr>
+              <w:spacing w:before="40" w:after="40"/>
+              <w:jc w:val="start"/>
+            </w:pPr>
+            <w:r>
+              <w:rPr>
+                <w:sz w:val="20"/>
+                <w:b/>
+                <w:color w:val="FFFFFF"/>
+                <w:szCs w:val="20"/>
+              </w:rPr>
+              <w:t xml:space="preserve">Description</w:t>
+            </w:r>
+          </w:p>
+        </w:tc>
+      </w:tr>
+      <w:tr>
+        <w:tc>
+          <w:tcPr>
+            <w:tcW w:w="500" w:type="pct"/>
+          </w:tcPr>
+          <w:p>
+            <w:pPr>
+              <w:spacing w:before="40" w:after="40"/>
+              <w:jc w:val="start"/>
+            </w:pPr>
+            <w:r>
+              <w:rPr>
+                <w:sz w:val="20"/>
+                <w:color w:val="050505"/>
+                <w:szCs w:val="20"/>
+              </w:rPr>
+              <w:t xml:space="preserve">Query embedding</w:t>
+            </w:r>
+          </w:p>
+        </w:tc>
+        <w:tc>
+          <w:tcPr>
+            <w:tcW w:w="500" w:type="pct"/>
+          </w:tcPr>
+          <w:p>
+            <w:pPr>
+              <w:spacing w:before="40" w:after="40"/>
+              <w:jc w:val="start"/>
+            </w:pPr>
+            <w:r>
+              <w:rPr>
+                <w:sz w:val="20"/>
+                <w:color w:val="050505"/>
+                <w:szCs w:val="20"/>
+              </w:rPr>
+              <w:t xml:space="preserve">User query is embedded via OnnxEmbedding → 384-dim vector</w:t>
+            </w:r>
+          </w:p>
+        </w:tc>
+      </w:tr>
+      <w:tr>
+        <w:tc>
+          <w:tcPr>
+            <w:tcW w:w="500" w:type="pct"/>
+          </w:tcPr>
+          <w:p>
+            <w:pPr>
+              <w:spacing w:before="40" w:after="40"/>
+              <w:jc w:val="start"/>
+            </w:pPr>
+            <w:r>
+              <w:rPr>
+                <w:sz w:val="20"/>
+                <w:color w:val="050505"/>
+                <w:szCs w:val="20"/>
+              </w:rPr>
+              <w:t xml:space="preserve">Similarity search</w:t>
+            </w:r>
+          </w:p>
+        </w:tc>
+        <w:tc>
+          <w:tcPr>
+            <w:tcW w:w="500" w:type="pct"/>
+          </w:tcPr>
+          <w:p>
+            <w:pPr>
+              <w:spacing w:before="40" w:after="40"/>
+              <w:jc w:val="start"/>
+            </w:pPr>
+            <w:r>
+              <w:rPr>
+                <w:sz w:val="20"/>
+                <w:color w:val="050505"/>
+                <w:szCs w:val="20"/>
+              </w:rPr>
+              <w:t xml:space="preserve">ChromaDB cosine search returns top_k=3 chunks with min_score=0.4 threshold</w:t>
+            </w:r>
+          </w:p>
+        </w:tc>
+      </w:tr>
+      <w:tr>
+        <w:tc>
+          <w:tcPr>
+            <w:tcW w:w="500" w:type="pct"/>
+          </w:tcPr>
+          <w:p>
+            <w:pPr>
+              <w:spacing w:before="40" w:after="40"/>
+              <w:jc w:val="start"/>
+            </w:pPr>
+            <w:r>
+              <w:rPr>
+                <w:sz w:val="20"/>
+                <w:color w:val="050505"/>
+                <w:szCs w:val="20"/>
+              </w:rPr>
+              <w:t xml:space="preserve">Context injection</w:t>
+            </w:r>
+          </w:p>
+        </w:tc>
+        <w:tc>
+          <w:tcPr>
+            <w:tcW w:w="500" w:type="pct"/>
+          </w:tcPr>
+          <w:p>
+            <w:pPr>
+              <w:spacing w:before="40" w:after="40"/>
+              <w:jc w:val="start"/>
+            </w:pPr>
+            <w:r>
+              <w:rPr>
+                <w:sz w:val="20"/>
+                <w:color w:val="050505"/>
+                <w:szCs w:val="20"/>
+              </w:rPr>
+              <w:t xml:space="preserve">Retrieved chunks inserted into LLM prompt as 'Medical context:\n{chunks}'</w:t>
+            </w:r>
+          </w:p>
+        </w:tc>
+      </w:tr>
+      <w:tr>
+        <w:tc>
+          <w:tcPr>
+            <w:tcW w:w="500" w:type="pct"/>
+          </w:tcPr>
+          <w:p>
+            <w:pPr>
+              <w:spacing w:before="40" w:after="40"/>
+              <w:jc w:val="start"/>
+            </w:pPr>
+            <w:r>
+              <w:rPr>
+                <w:sz w:val="20"/>
+                <w:color w:val="050505"/>
+                <w:szCs w:val="20"/>
+              </w:rPr>
+              <w:t xml:space="preserve">Response generation</w:t>
+            </w:r>
+          </w:p>
+        </w:tc>
+        <w:tc>
+          <w:tcPr>
+            <w:tcW w:w="500" w:type="pct"/>
+          </w:tcPr>
+          <w:p>
+            <w:pPr>
+              <w:spacing w:before="40" w:after="40"/>
+              <w:jc w:val="start"/>
+            </w:pPr>
+            <w:r>
+              <w:rPr>
+                <w:sz w:val="20"/>
+                <w:color w:val="050505"/>
+                <w:szCs w:val="20"/>
+              </w:rPr>
+              <w:t xml:space="preserve">LLM generates answer conditioned on context + instructions</w:t>
+            </w:r>
+          </w:p>
+        </w:tc>
+      </w:tr>
+      <w:tr>
+        <w:tc>
+          <w:tcPr>
+            <w:tcW w:w="500" w:type="pct"/>
+          </w:tcPr>
+          <w:p>
+            <w:pPr>
+              <w:spacing w:before="40" w:after="40"/>
+              <w:jc w:val="start"/>
+            </w:pPr>
+            <w:r>
+              <w:rPr>
+                <w:sz w:val="20"/>
+                <w:color w:val="050505"/>
+                <w:szCs w:val="20"/>
+              </w:rPr>
+              <w:t xml:space="preserve">Faithfulness check</w:t>
+            </w:r>
+          </w:p>
+        </w:tc>
+        <w:tc>
+          <w:tcPr>
+            <w:tcW w:w="500" w:type="pct"/>
+          </w:tcPr>
+          <w:p>
+            <w:pPr>
+              <w:spacing w:before="40" w:after="40"/>
+              <w:jc w:val="start"/>
+            </w:pPr>
+            <w:r>
+              <w:rPr>
+                <w:sz w:val="20"/>
+                <w:color w:val="050505"/>
+                <w:szCs w:val="20"/>
+              </w:rPr>
+              <w:t xml:space="preserve">FaithfulnessEvaluator (LlamaIndex) verifies response against context</w:t>
+            </w:r>
+          </w:p>
+        </w:tc>
+      </w:tr>
+      <w:tr>
+        <w:tc>
+          <w:tcPr>
+            <w:tcW w:w="500" w:type="pct"/>
+          </w:tcPr>
+          <w:p>
+            <w:pPr>
+              <w:spacing w:before="40" w:after="40"/>
+              <w:jc w:val="start"/>
+            </w:pPr>
+            <w:r>
+              <w:rPr>
+                <w:sz w:val="20"/>
+                <w:color w:val="050505"/>
+                <w:szCs w:val="20"/>
+              </w:rPr>
+              <w:t xml:space="preserve">B→C guard</w:t>
+            </w:r>
+          </w:p>
+        </w:tc>
+        <w:tc>
+          <w:tcPr>
+            <w:tcW w:w="500" w:type="pct"/>
+          </w:tcPr>
+          <w:p>
+            <w:pPr>
+              <w:spacing w:before="40" w:after="40"/>
+              <w:jc w:val="start"/>
+            </w:pPr>
+            <w:r>
+              <w:rPr>
+                <w:sz w:val="20"/>
+                <w:color w:val="050505"/>
+                <w:szCs w:val="20"/>
+              </w:rPr>
+              <w:t xml:space="preserve">If unfaithful → retry once with stronger instructions → if still unfaithful → abstain</w:t>
+            </w:r>
+          </w:p>
+        </w:tc>
+      </w:tr>
+      <w:tr>
+        <w:tc>
+          <w:tcPr>
+            <w:tcW w:w="500" w:type="pct"/>
+          </w:tcPr>
+          <w:p>
+            <w:pPr>
+              <w:spacing w:before="40" w:after="40"/>
+              <w:jc w:val="start"/>
+            </w:pPr>
+            <w:r>
+              <w:rPr>
+                <w:sz w:val="20"/>
+                <w:color w:val="050505"/>
+                <w:szCs w:val="20"/>
+              </w:rPr>
+              <w:t xml:space="preserve">Output</w:t>
+            </w:r>
+          </w:p>
+        </w:tc>
+        <w:tc>
+          <w:tcPr>
+            <w:tcW w:w="500" w:type="pct"/>
+          </w:tcPr>
+          <w:p>
+            <w:pPr>
+              <w:spacing w:before="40" w:after="40"/>
+              <w:jc w:val="start"/>
+            </w:pPr>
+            <w:r>
+              <w:rPr>
+                <w:sz w:val="20"/>
+                <w:color w:val="050505"/>
+                <w:szCs w:val="20"/>
+              </w:rPr>
+              <w:t xml:space="preserve">Final response returned with optional disclaimer if hallucination risk detected</w:t>
+            </w:r>
+          </w:p>
+        </w:tc>
+      </w:tr>
+    </w:tbl>
+    <w:p>
+      <w:pPr>
+        <w:rPr/>
+      </w:pPr>
+    </w:p>
+    <w:p>
+      <w:pPr>
+        <w:pStyle w:val="Normal"/>
+        <w:spacing w:before="60" w:after="60"/>
+        <w:rPr/>
+      </w:pPr>
+      <w:r>
+        <w:t xml:space="preserve">The hallucination guard is disabled by default (evaluate_hallucinations: false) and requires an LLM endpoint for the FaithfulnessEvaluator. When enabled, the B→C (Bad→Correct) pattern retries once before abstaining, controlled by evaluation_max_retries (default: 1).</w:t>
+      </w:r>
+    </w:p>
+    <w:p>
+      <w:pPr>
+        <w:rPr/>
+      </w:pPr>
+    </w:p>
+    <w:p>
+      <w:pPr>
+        <w:pStyle w:val="Heading2"/>
+        <w:keepNext w:val="true"/>
+        <w:spacing w:before="240" w:after="100"/>
+      </w:pPr>
+      <w:r>
+        <w:t xml:space="preserve">10.4 Configuration Reference</w:t>
+      </w:r>
+    </w:p>
+    <w:p>
+      <w:pPr>
+        <w:rPr/>
+      </w:pPr>
+    </w:p>
+    <w:tbl>
+      <w:tblPr>
+        <w:tblW w:w="5000" w:type="pct"/>
+        <w:tblBorders>
+          <w:top w:val="single" w:sz="4" w:space="0" w:color="CCCCCC"/>
+          <w:left w:val="single" w:sz="4" w:space="0" w:color="CCCCCC"/>
+          <w:bottom w:val="single" w:sz="4" w:space="0" w:color="CCCCCC"/>
+          <w:right w:val="single" w:sz="4" w:space="0" w:color="CCCCCC"/>
+          <w:insideH w:val="single" w:sz="4" w:space="0" w:color="CCCCCC"/>
+          <w:insideV w:val="single" w:sz="4" w:space="0" w:color="CCCCCC"/>
+        </w:tblBorders>
+        <w:tblLook w:val="04A0"/>
+      </w:tblPr>
+      <w:tblGrid>
+        <w:gridCol w:w="250"/>
+        <w:gridCol w:w="250"/>
+        <w:gridCol w:w="250"/>
+        <w:gridCol w:w="250"/>
+      </w:tblGrid>
+      <w:tr>
+        <w:tc>
+          <w:tcPr>
+            <w:tcW w:w="250" w:type="pct"/>
+            <w:shd w:val="clear" w:color="auto" w:fill="6A2A5B"/>
+          </w:tcPr>
+          <w:p>
+            <w:pPr>
+              <w:spacing w:before="40" w:after="40"/>
+              <w:jc w:val="start"/>
+            </w:pPr>
+            <w:r>
+              <w:rPr>
+                <w:sz w:val="20"/>
+                <w:b/>
+                <w:color w:val="FFFFFF"/>
+                <w:szCs w:val="20"/>
+              </w:rPr>
+              <w:t xml:space="preserve">Parameter</w:t>
+            </w:r>
+          </w:p>
+        </w:tc>
+        <w:tc>
+          <w:tcPr>
+            <w:tcW w:w="250" w:type="pct"/>
+            <w:shd w:val="clear" w:color="auto" w:fill="6A2A5B"/>
+          </w:tcPr>
+          <w:p>
+            <w:pPr>
+              <w:spacing w:before="40" w:after="40"/>
+              <w:jc w:val="start"/>
+            </w:pPr>
+            <w:r>
+              <w:rPr>
+                <w:sz w:val="20"/>
+                <w:b/>
+                <w:color w:val="FFFFFF"/>
+                <w:szCs w:val="20"/>
+              </w:rPr>
+              <w:t xml:space="preserve">Environment Variable</w:t>
+            </w:r>
+          </w:p>
+        </w:tc>
+        <w:tc>
+          <w:tcPr>
+            <w:tcW w:w="250" w:type="pct"/>
+            <w:shd w:val="clear" w:color="auto" w:fill="6A2A5B"/>
+          </w:tcPr>
+          <w:p>
+            <w:pPr>
+              <w:spacing w:before="40" w:after="40"/>
+              <w:jc w:val="start"/>
+            </w:pPr>
+            <w:r>
+              <w:rPr>
+                <w:sz w:val="20"/>
+                <w:b/>
+                <w:color w:val="FFFFFF"/>
+                <w:szCs w:val="20"/>
+              </w:rPr>
+              <w:t xml:space="preserve">Default</w:t>
+            </w:r>
+          </w:p>
+        </w:tc>
+        <w:tc>
+          <w:tcPr>
+            <w:tcW w:w="250" w:type="pct"/>
+            <w:shd w:val="clear" w:color="auto" w:fill="6A2A5B"/>
+          </w:tcPr>
+          <w:p>
+            <w:pPr>
+              <w:spacing w:before="40" w:after="40"/>
+              <w:jc w:val="start"/>
+            </w:pPr>
+            <w:r>
+              <w:rPr>
+                <w:sz w:val="20"/>
+                <w:b/>
+                <w:color w:val="FFFFFF"/>
+                <w:szCs w:val="20"/>
+              </w:rPr>
+              <w:t xml:space="preserve">Description</w:t>
+            </w:r>
+          </w:p>
+        </w:tc>
+      </w:tr>
+      <w:tr>
+        <w:tc>
+          <w:tcPr>
+            <w:tcW w:w="250" w:type="pct"/>
+          </w:tcPr>
+          <w:p>
+            <w:pPr>
+              <w:spacing w:before="40" w:after="40"/>
+              <w:jc w:val="start"/>
+            </w:pPr>
+            <w:r>
+              <w:rPr>
+                <w:sz w:val="20"/>
+                <w:color w:val="050505"/>
+                <w:szCs w:val="20"/>
+              </w:rPr>
+              <w:t xml:space="preserve">enabled</w:t>
+            </w:r>
+          </w:p>
+        </w:tc>
+        <w:tc>
+          <w:tcPr>
+            <w:tcW w:w="250" w:type="pct"/>
+          </w:tcPr>
+          <w:p>
+            <w:pPr>
+              <w:spacing w:before="40" w:after="40"/>
+              <w:jc w:val="start"/>
+            </w:pPr>
+            <w:r>
+              <w:rPr>
+                <w:sz w:val="20"/>
+                <w:color w:val="050505"/>
+                <w:szCs w:val="20"/>
+              </w:rPr>
+              <w:t xml:space="preserve">RAG_ENABLED</w:t>
+            </w:r>
+          </w:p>
+        </w:tc>
+        <w:tc>
+          <w:tcPr>
+            <w:tcW w:w="250" w:type="pct"/>
+          </w:tcPr>
+          <w:p>
+            <w:pPr>
+              <w:spacing w:before="40" w:after="40"/>
+              <w:jc w:val="start"/>
+            </w:pPr>
+            <w:r>
+              <w:rPr>
+                <w:sz w:val="20"/>
+                <w:color w:val="050505"/>
+                <w:szCs w:val="20"/>
+              </w:rPr>
+              <w:t xml:space="preserve">false</w:t>
+            </w:r>
+          </w:p>
+        </w:tc>
+        <w:tc>
+          <w:tcPr>
+            <w:tcW w:w="250" w:type="pct"/>
+          </w:tcPr>
+          <w:p>
+            <w:pPr>
+              <w:spacing w:before="40" w:after="40"/>
+              <w:jc w:val="start"/>
+            </w:pPr>
+            <w:r>
+              <w:rPr>
+                <w:sz w:val="20"/>
+                <w:color w:val="050505"/>
+                <w:szCs w:val="20"/>
+              </w:rPr>
+              <w:t xml:space="preserve">Master switch — enables/disables RAG entirely</w:t>
+            </w:r>
+          </w:p>
+        </w:tc>
+      </w:tr>
+      <w:tr>
+        <w:tc>
+          <w:tcPr>
+            <w:tcW w:w="250" w:type="pct"/>
+          </w:tcPr>
+          <w:p>
+            <w:pPr>
+              <w:spacing w:before="40" w:after="40"/>
+              <w:jc w:val="start"/>
+            </w:pPr>
+            <w:r>
+              <w:rPr>
+                <w:sz w:val="20"/>
+                <w:color w:val="050505"/>
+                <w:szCs w:val="20"/>
+              </w:rPr>
+              <w:t xml:space="preserve">chunk_size</w:t>
+            </w:r>
+          </w:p>
+        </w:tc>
+        <w:tc>
+          <w:tcPr>
+            <w:tcW w:w="250" w:type="pct"/>
+          </w:tcPr>
+          <w:p>
+            <w:pPr>
+              <w:spacing w:before="40" w:after="40"/>
+              <w:jc w:val="start"/>
+            </w:pPr>
+            <w:r>
+              <w:rPr>
+                <w:sz w:val="20"/>
+                <w:color w:val="050505"/>
+                <w:szCs w:val="20"/>
+              </w:rPr>
+              <w:t xml:space="preserve">RAG_CHUNK_SIZE</w:t>
+            </w:r>
+          </w:p>
+        </w:tc>
+        <w:tc>
+          <w:tcPr>
+            <w:tcW w:w="250" w:type="pct"/>
+          </w:tcPr>
+          <w:p>
+            <w:pPr>
+              <w:spacing w:before="40" w:after="40"/>
+              <w:jc w:val="start"/>
+            </w:pPr>
+            <w:r>
+              <w:rPr>
+                <w:sz w:val="20"/>
+                <w:color w:val="050505"/>
+                <w:szCs w:val="20"/>
+              </w:rPr>
+              <w:t xml:space="preserve">512</w:t>
+            </w:r>
+          </w:p>
+        </w:tc>
+        <w:tc>
+          <w:tcPr>
+            <w:tcW w:w="250" w:type="pct"/>
+          </w:tcPr>
+          <w:p>
+            <w:pPr>
+              <w:spacing w:before="40" w:after="40"/>
+              <w:jc w:val="start"/>
+            </w:pPr>
+            <w:r>
+              <w:rPr>
+                <w:sz w:val="20"/>
+                <w:color w:val="050505"/>
+                <w:szCs w:val="20"/>
+              </w:rPr>
+              <w:t xml:space="preserve">Characters per document chunk</w:t>
+            </w:r>
+          </w:p>
+        </w:tc>
+      </w:tr>
+      <w:tr>
+        <w:tc>
+          <w:tcPr>
+            <w:tcW w:w="250" w:type="pct"/>
+          </w:tcPr>
+          <w:p>
+            <w:pPr>
+              <w:spacing w:before="40" w:after="40"/>
+              <w:jc w:val="start"/>
+            </w:pPr>
+            <w:r>
+              <w:rPr>
+                <w:sz w:val="20"/>
+                <w:color w:val="050505"/>
+                <w:szCs w:val="20"/>
+              </w:rPr>
+              <w:t xml:space="preserve">chunk_overlap</w:t>
+            </w:r>
+          </w:p>
+        </w:tc>
+        <w:tc>
+          <w:tcPr>
+            <w:tcW w:w="250" w:type="pct"/>
+          </w:tcPr>
+          <w:p>
+            <w:pPr>
+              <w:spacing w:before="40" w:after="40"/>
+              <w:jc w:val="start"/>
+            </w:pPr>
+            <w:r>
+              <w:rPr>
+                <w:sz w:val="20"/>
+                <w:color w:val="050505"/>
+                <w:szCs w:val="20"/>
+              </w:rPr>
+              <w:t xml:space="preserve">RAG_CHUNK_OVERLAP</w:t>
+            </w:r>
+          </w:p>
+        </w:tc>
+        <w:tc>
+          <w:tcPr>
+            <w:tcW w:w="250" w:type="pct"/>
+          </w:tcPr>
+          <w:p>
+            <w:pPr>
+              <w:spacing w:before="40" w:after="40"/>
+              <w:jc w:val="start"/>
+            </w:pPr>
+            <w:r>
+              <w:rPr>
+                <w:sz w:val="20"/>
+                <w:color w:val="050505"/>
+                <w:szCs w:val="20"/>
+              </w:rPr>
+              <w:t xml:space="preserve">64</w:t>
+            </w:r>
+          </w:p>
+        </w:tc>
+        <w:tc>
+          <w:tcPr>
+            <w:tcW w:w="250" w:type="pct"/>
+          </w:tcPr>
+          <w:p>
+            <w:pPr>
+              <w:spacing w:before="40" w:after="40"/>
+              <w:jc w:val="start"/>
+            </w:pPr>
+            <w:r>
+              <w:rPr>
+                <w:sz w:val="20"/>
+                <w:color w:val="050505"/>
+                <w:szCs w:val="20"/>
+              </w:rPr>
+              <w:t xml:space="preserve">Overlap between consecutive chunks</w:t>
+            </w:r>
+          </w:p>
+        </w:tc>
+      </w:tr>
+      <w:tr>
+        <w:tc>
+          <w:tcPr>
+            <w:tcW w:w="250" w:type="pct"/>
+          </w:tcPr>
+          <w:p>
+            <w:pPr>
+              <w:spacing w:before="40" w:after="40"/>
+              <w:jc w:val="start"/>
+            </w:pPr>
+            <w:r>
+              <w:rPr>
+                <w:sz w:val="20"/>
+                <w:color w:val="050505"/>
+                <w:szCs w:val="20"/>
+              </w:rPr>
+              <w:t xml:space="preserve">embedding_model</w:t>
+            </w:r>
+          </w:p>
+        </w:tc>
+        <w:tc>
+          <w:tcPr>
+            <w:tcW w:w="250" w:type="pct"/>
+          </w:tcPr>
+          <w:p>
+            <w:pPr>
+              <w:spacing w:before="40" w:after="40"/>
+              <w:jc w:val="start"/>
+            </w:pPr>
+            <w:r>
+              <w:rPr>
+                <w:sz w:val="20"/>
+                <w:color w:val="050505"/>
+                <w:szCs w:val="20"/>
+              </w:rPr>
+              <w:t xml:space="preserve">RAG_EMBEDDING_MODEL</w:t>
+            </w:r>
+          </w:p>
+        </w:tc>
+        <w:tc>
+          <w:tcPr>
+            <w:tcW w:w="250" w:type="pct"/>
+          </w:tcPr>
+          <w:p>
+            <w:pPr>
+              <w:spacing w:before="40" w:after="40"/>
+              <w:jc w:val="start"/>
+            </w:pPr>
+            <w:r>
+              <w:rPr>
+                <w:sz w:val="20"/>
+                <w:color w:val="050505"/>
+                <w:szCs w:val="20"/>
+              </w:rPr>
+              <w:t xml:space="preserve">all-MiniLM-L6-v2</w:t>
+            </w:r>
+          </w:p>
+        </w:tc>
+        <w:tc>
+          <w:tcPr>
+            <w:tcW w:w="250" w:type="pct"/>
+          </w:tcPr>
+          <w:p>
+            <w:pPr>
+              <w:spacing w:before="40" w:after="40"/>
+              <w:jc w:val="start"/>
+            </w:pPr>
+            <w:r>
+              <w:rPr>
+                <w:sz w:val="20"/>
+                <w:color w:val="050505"/>
+                <w:szCs w:val="20"/>
+              </w:rPr>
+              <w:t xml:space="preserve">ONNX embedding model name</w:t>
+            </w:r>
+          </w:p>
+        </w:tc>
+      </w:tr>
+      <w:tr>
+        <w:tc>
+          <w:tcPr>
+            <w:tcW w:w="250" w:type="pct"/>
+          </w:tcPr>
+          <w:p>
+            <w:pPr>
+              <w:spacing w:before="40" w:after="40"/>
+              <w:jc w:val="start"/>
+            </w:pPr>
+            <w:r>
+              <w:rPr>
+                <w:sz w:val="20"/>
+                <w:color w:val="050505"/>
+                <w:szCs w:val="20"/>
+              </w:rPr>
+              <w:t xml:space="preserve">model_dir</w:t>
+            </w:r>
+          </w:p>
+        </w:tc>
+        <w:tc>
+          <w:tcPr>
+            <w:tcW w:w="250" w:type="pct"/>
+          </w:tcPr>
+          <w:p>
+            <w:pPr>
+              <w:spacing w:before="40" w:after="40"/>
+              <w:jc w:val="start"/>
+            </w:pPr>
+            <w:r>
+              <w:rPr>
+                <w:sz w:val="20"/>
+                <w:color w:val="050505"/>
+                <w:szCs w:val="20"/>
+              </w:rPr>
+              <w:t xml:space="preserve">RAG_MODEL_DIR</w:t>
+            </w:r>
+          </w:p>
+        </w:tc>
+        <w:tc>
+          <w:tcPr>
+            <w:tcW w:w="250" w:type="pct"/>
+          </w:tcPr>
+          <w:p>
+            <w:pPr>
+              <w:spacing w:before="40" w:after="40"/>
+              <w:jc w:val="start"/>
+            </w:pPr>
+            <w:r>
+              <w:rPr>
+                <w:sz w:val="20"/>
+                <w:color w:val="050505"/>
+                <w:szCs w:val="20"/>
+              </w:rPr>
+              <w:t xml:space="preserve">./models/chroma</w:t>
+            </w:r>
+          </w:p>
+        </w:tc>
+        <w:tc>
+          <w:tcPr>
+            <w:tcW w:w="250" w:type="pct"/>
+          </w:tcPr>
+          <w:p>
+            <w:pPr>
+              <w:spacing w:before="40" w:after="40"/>
+              <w:jc w:val="start"/>
+            </w:pPr>
+            <w:r>
+              <w:rPr>
+                <w:sz w:val="20"/>
+                <w:color w:val="050505"/>
+                <w:szCs w:val="20"/>
+              </w:rPr>
+              <w:t xml:space="preserve">Directory containing onnx/ subdirectory</w:t>
+            </w:r>
+          </w:p>
+        </w:tc>
+      </w:tr>
+      <w:tr>
+        <w:tc>
+          <w:tcPr>
+            <w:tcW w:w="250" w:type="pct"/>
+          </w:tcPr>
+          <w:p>
+            <w:pPr>
+              <w:spacing w:before="40" w:after="40"/>
+              <w:jc w:val="start"/>
+            </w:pPr>
+            <w:r>
+              <w:rPr>
+                <w:sz w:val="20"/>
+                <w:color w:val="050505"/>
+                <w:szCs w:val="20"/>
+              </w:rPr>
+              <w:t xml:space="preserve">vector_store_path</w:t>
+            </w:r>
+          </w:p>
+        </w:tc>
+        <w:tc>
+          <w:tcPr>
+            <w:tcW w:w="250" w:type="pct"/>
+          </w:tcPr>
+          <w:p>
+            <w:pPr>
+              <w:spacing w:before="40" w:after="40"/>
+              <w:jc w:val="start"/>
+            </w:pPr>
+            <w:r>
+              <w:rPr>
+                <w:sz w:val="20"/>
+                <w:color w:val="050505"/>
+                <w:szCs w:val="20"/>
+              </w:rPr>
+              <w:t xml:space="preserve">RAG_VECTOR_STORE_PATH</w:t>
+            </w:r>
+          </w:p>
+        </w:tc>
+        <w:tc>
+          <w:tcPr>
+            <w:tcW w:w="250" w:type="pct"/>
+          </w:tcPr>
+          <w:p>
+            <w:pPr>
+              <w:spacing w:before="40" w:after="40"/>
+              <w:jc w:val="start"/>
+            </w:pPr>
+            <w:r>
+              <w:rPr>
+                <w:sz w:val="20"/>
+                <w:color w:val="050505"/>
+                <w:szCs w:val="20"/>
+              </w:rPr>
+              <w:t xml:space="preserve">./data/vector_store</w:t>
+            </w:r>
+          </w:p>
+        </w:tc>
+        <w:tc>
+          <w:tcPr>
+            <w:tcW w:w="250" w:type="pct"/>
+          </w:tcPr>
+          <w:p>
+            <w:pPr>
+              <w:spacing w:before="40" w:after="40"/>
+              <w:jc w:val="start"/>
+            </w:pPr>
+            <w:r>
+              <w:rPr>
+                <w:sz w:val="20"/>
+                <w:color w:val="050505"/>
+                <w:szCs w:val="20"/>
+              </w:rPr>
+              <w:t xml:space="preserve">ChromaDB persistence path</w:t>
+            </w:r>
+          </w:p>
+        </w:tc>
+      </w:tr>
+      <w:tr>
+        <w:tc>
+          <w:tcPr>
+            <w:tcW w:w="250" w:type="pct"/>
+          </w:tcPr>
+          <w:p>
+            <w:pPr>
+              <w:spacing w:before="40" w:after="40"/>
+              <w:jc w:val="start"/>
+            </w:pPr>
+            <w:r>
+              <w:rPr>
+                <w:sz w:val="20"/>
+                <w:color w:val="050505"/>
+                <w:szCs w:val="20"/>
+              </w:rPr>
+              <w:t xml:space="preserve">top_k</w:t>
+            </w:r>
+          </w:p>
+        </w:tc>
+        <w:tc>
+          <w:tcPr>
+            <w:tcW w:w="250" w:type="pct"/>
+          </w:tcPr>
+          <w:p>
+            <w:pPr>
+              <w:spacing w:before="40" w:after="40"/>
+              <w:jc w:val="start"/>
+            </w:pPr>
+            <w:r>
+              <w:rPr>
+                <w:sz w:val="20"/>
+                <w:color w:val="050505"/>
+                <w:szCs w:val="20"/>
+              </w:rPr>
+              <w:t xml:space="preserve">RAG_TOP_K</w:t>
+            </w:r>
+          </w:p>
+        </w:tc>
+        <w:tc>
+          <w:tcPr>
+            <w:tcW w:w="250" w:type="pct"/>
+          </w:tcPr>
+          <w:p>
+            <w:pPr>
+              <w:spacing w:before="40" w:after="40"/>
+              <w:jc w:val="start"/>
+            </w:pPr>
+            <w:r>
+              <w:rPr>
+                <w:sz w:val="20"/>
+                <w:color w:val="050505"/>
+                <w:szCs w:val="20"/>
+              </w:rPr>
+              <w:t xml:space="preserve">3</w:t>
+            </w:r>
+          </w:p>
+        </w:tc>
+        <w:tc>
+          <w:tcPr>
+            <w:tcW w:w="250" w:type="pct"/>
+          </w:tcPr>
+          <w:p>
+            <w:pPr>
+              <w:spacing w:before="40" w:after="40"/>
+              <w:jc w:val="start"/>
+            </w:pPr>
+            <w:r>
+              <w:rPr>
+                <w:sz w:val="20"/>
+                <w:color w:val="050505"/>
+                <w:szCs w:val="20"/>
+              </w:rPr>
+              <w:t xml:space="preserve">Number of chunks retrieved per query</w:t>
+            </w:r>
+          </w:p>
+        </w:tc>
+      </w:tr>
+      <w:tr>
+        <w:tc>
+          <w:tcPr>
+            <w:tcW w:w="250" w:type="pct"/>
+          </w:tcPr>
+          <w:p>
+            <w:pPr>
+              <w:spacing w:before="40" w:after="40"/>
+              <w:jc w:val="start"/>
+            </w:pPr>
+            <w:r>
+              <w:rPr>
+                <w:sz w:val="20"/>
+                <w:color w:val="050505"/>
+                <w:szCs w:val="20"/>
+              </w:rPr>
+              <w:t xml:space="preserve">min_score</w:t>
+            </w:r>
+          </w:p>
+        </w:tc>
+        <w:tc>
+          <w:tcPr>
+            <w:tcW w:w="250" w:type="pct"/>
+          </w:tcPr>
+          <w:p>
+            <w:pPr>
+              <w:spacing w:before="40" w:after="40"/>
+              <w:jc w:val="start"/>
+            </w:pPr>
+            <w:r>
+              <w:rPr>
+                <w:sz w:val="20"/>
+                <w:color w:val="050505"/>
+                <w:szCs w:val="20"/>
+              </w:rPr>
+              <w:t xml:space="preserve">RAG_MIN_SCORE</w:t>
+            </w:r>
+          </w:p>
+        </w:tc>
+        <w:tc>
+          <w:tcPr>
+            <w:tcW w:w="250" w:type="pct"/>
+          </w:tcPr>
+          <w:p>
+            <w:pPr>
+              <w:spacing w:before="40" w:after="40"/>
+              <w:jc w:val="start"/>
+            </w:pPr>
+            <w:r>
+              <w:rPr>
+                <w:sz w:val="20"/>
+                <w:color w:val="050505"/>
+                <w:szCs w:val="20"/>
+              </w:rPr>
+              <w:t xml:space="preserve">0.4</w:t>
+            </w:r>
+          </w:p>
+        </w:tc>
+        <w:tc>
+          <w:tcPr>
+            <w:tcW w:w="250" w:type="pct"/>
+          </w:tcPr>
+          <w:p>
+            <w:pPr>
+              <w:spacing w:before="40" w:after="40"/>
+              <w:jc w:val="start"/>
+            </w:pPr>
+            <w:r>
+              <w:rPr>
+                <w:sz w:val="20"/>
+                <w:color w:val="050505"/>
+                <w:szCs w:val="20"/>
+              </w:rPr>
+              <w:t xml:space="preserve">Minimum cosine similarity threshold (0.0–1.0)</w:t>
+            </w:r>
+          </w:p>
+        </w:tc>
+      </w:tr>
+      <w:tr>
+        <w:tc>
+          <w:tcPr>
+            <w:tcW w:w="250" w:type="pct"/>
+          </w:tcPr>
+          <w:p>
+            <w:pPr>
+              <w:spacing w:before="40" w:after="40"/>
+              <w:jc w:val="start"/>
+            </w:pPr>
+            <w:r>
+              <w:rPr>
+                <w:sz w:val="20"/>
+                <w:color w:val="050505"/>
+                <w:szCs w:val="20"/>
+              </w:rPr>
+              <w:t xml:space="preserve">source_directories</w:t>
+            </w:r>
+          </w:p>
+        </w:tc>
+        <w:tc>
+          <w:tcPr>
+            <w:tcW w:w="250" w:type="pct"/>
+          </w:tcPr>
+          <w:p>
+            <w:pPr>
+              <w:spacing w:before="40" w:after="40"/>
+              <w:jc w:val="start"/>
+            </w:pPr>
+            <w:r>
+              <w:rPr>
+                <w:sz w:val="20"/>
+                <w:color w:val="050505"/>
+                <w:szCs w:val="20"/>
+              </w:rPr>
+              <w:t xml:space="preserve">RAG_SOURCE_DIRECTORIES</w:t>
+            </w:r>
+          </w:p>
+        </w:tc>
+        <w:tc>
+          <w:tcPr>
+            <w:tcW w:w="250" w:type="pct"/>
+          </w:tcPr>
+          <w:p>
+            <w:pPr>
+              <w:spacing w:before="40" w:after="40"/>
+              <w:jc w:val="start"/>
+            </w:pPr>
+            <w:r>
+              <w:rPr>
+                <w:sz w:val="20"/>
+                <w:color w:val="050505"/>
+                <w:szCs w:val="20"/>
+              </w:rPr>
+              <w:t xml:space="preserve">[]</w:t>
+            </w:r>
+          </w:p>
+        </w:tc>
+        <w:tc>
+          <w:tcPr>
+            <w:tcW w:w="250" w:type="pct"/>
+          </w:tcPr>
+          <w:p>
+            <w:pPr>
+              <w:spacing w:before="40" w:after="40"/>
+              <w:jc w:val="start"/>
+            </w:pPr>
+            <w:r>
+              <w:rPr>
+                <w:sz w:val="20"/>
+                <w:color w:val="050505"/>
+                <w:szCs w:val="20"/>
+              </w:rPr>
+              <w:t xml:space="preserve">Directories to scan for document indexing</w:t>
+            </w:r>
+          </w:p>
+        </w:tc>
+      </w:tr>
+      <w:tr>
+        <w:tc>
+          <w:tcPr>
+            <w:tcW w:w="250" w:type="pct"/>
+          </w:tcPr>
+          <w:p>
+            <w:pPr>
+              <w:spacing w:before="40" w:after="40"/>
+              <w:jc w:val="start"/>
+            </w:pPr>
+            <w:r>
+              <w:rPr>
+                <w:sz w:val="20"/>
+                <w:color w:val="050505"/>
+                <w:szCs w:val="20"/>
+              </w:rPr>
+              <w:t xml:space="preserve">indexing_batch_size</w:t>
+            </w:r>
+          </w:p>
+        </w:tc>
+        <w:tc>
+          <w:tcPr>
+            <w:tcW w:w="250" w:type="pct"/>
+          </w:tcPr>
+          <w:p>
+            <w:pPr>
+              <w:spacing w:before="40" w:after="40"/>
+              <w:jc w:val="start"/>
+            </w:pPr>
+            <w:r>
+              <w:rPr>
+                <w:sz w:val="20"/>
+                <w:color w:val="050505"/>
+                <w:szCs w:val="20"/>
+              </w:rPr>
+              <w:t xml:space="preserve">RAG_INDEXING_BATCH_SIZE</w:t>
+            </w:r>
+          </w:p>
+        </w:tc>
+        <w:tc>
+          <w:tcPr>
+            <w:tcW w:w="250" w:type="pct"/>
+          </w:tcPr>
+          <w:p>
+            <w:pPr>
+              <w:spacing w:before="40" w:after="40"/>
+              <w:jc w:val="start"/>
+            </w:pPr>
+            <w:r>
+              <w:rPr>
+                <w:sz w:val="20"/>
+                <w:color w:val="050505"/>
+                <w:szCs w:val="20"/>
+              </w:rPr>
+              <w:t xml:space="preserve">16</w:t>
+            </w:r>
+          </w:p>
+        </w:tc>
+        <w:tc>
+          <w:tcPr>
+            <w:tcW w:w="250" w:type="pct"/>
+          </w:tcPr>
+          <w:p>
+            <w:pPr>
+              <w:spacing w:before="40" w:after="40"/>
+              <w:jc w:val="start"/>
+            </w:pPr>
+            <w:r>
+              <w:rPr>
+                <w:sz w:val="20"/>
+                <w:color w:val="050505"/>
+                <w:szCs w:val="20"/>
+              </w:rPr>
+              <w:t xml:space="preserve">Chunks per ONNX inference call (lower = less RAM)</w:t>
+            </w:r>
+          </w:p>
+        </w:tc>
+      </w:tr>
+      <w:tr>
+        <w:tc>
+          <w:tcPr>
+            <w:tcW w:w="250" w:type="pct"/>
+          </w:tcPr>
+          <w:p>
+            <w:pPr>
+              <w:spacing w:before="40" w:after="40"/>
+              <w:jc w:val="start"/>
+            </w:pPr>
+            <w:r>
+              <w:rPr>
+                <w:sz w:val="20"/>
+                <w:color w:val="050505"/>
+                <w:szCs w:val="20"/>
+              </w:rPr>
+              <w:t xml:space="preserve">indexing_delay_ms</w:t>
+            </w:r>
+          </w:p>
+        </w:tc>
+        <w:tc>
+          <w:tcPr>
+            <w:tcW w:w="250" w:type="pct"/>
+          </w:tcPr>
+          <w:p>
+            <w:pPr>
+              <w:spacing w:before="40" w:after="40"/>
+              <w:jc w:val="start"/>
+            </w:pPr>
+            <w:r>
+              <w:rPr>
+                <w:sz w:val="20"/>
+                <w:color w:val="050505"/>
+                <w:szCs w:val="20"/>
+              </w:rPr>
+              <w:t xml:space="preserve">RAG_INDEXING_DELAY_MS</w:t>
+            </w:r>
+          </w:p>
+        </w:tc>
+        <w:tc>
+          <w:tcPr>
+            <w:tcW w:w="250" w:type="pct"/>
+          </w:tcPr>
+          <w:p>
+            <w:pPr>
+              <w:spacing w:before="40" w:after="40"/>
+              <w:jc w:val="start"/>
+            </w:pPr>
+            <w:r>
+              <w:rPr>
+                <w:sz w:val="20"/>
+                <w:color w:val="050505"/>
+                <w:szCs w:val="20"/>
+              </w:rPr>
+              <w:t xml:space="preserve">100</w:t>
+            </w:r>
+          </w:p>
+        </w:tc>
+        <w:tc>
+          <w:tcPr>
+            <w:tcW w:w="250" w:type="pct"/>
+          </w:tcPr>
+          <w:p>
+            <w:pPr>
+              <w:spacing w:before="40" w:after="40"/>
+              <w:jc w:val="start"/>
+            </w:pPr>
+            <w:r>
+              <w:rPr>
+                <w:sz w:val="20"/>
+                <w:color w:val="050505"/>
+                <w:szCs w:val="20"/>
+              </w:rPr>
+              <w:t xml:space="preserve">Pause (ms) between indexing each file</w:t>
+            </w:r>
+          </w:p>
+        </w:tc>
+      </w:tr>
+      <w:tr>
+        <w:tc>
+          <w:tcPr>
+            <w:tcW w:w="250" w:type="pct"/>
+          </w:tcPr>
+          <w:p>
+            <w:pPr>
+              <w:spacing w:before="40" w:after="40"/>
+              <w:jc w:val="start"/>
+            </w:pPr>
+            <w:r>
+              <w:rPr>
+                <w:sz w:val="20"/>
+                <w:color w:val="050505"/>
+                <w:szCs w:val="20"/>
+              </w:rPr>
+              <w:t xml:space="preserve">evaluate_hallucinations</w:t>
+            </w:r>
+          </w:p>
+        </w:tc>
+        <w:tc>
+          <w:tcPr>
+            <w:tcW w:w="250" w:type="pct"/>
+          </w:tcPr>
+          <w:p>
+            <w:pPr>
+              <w:spacing w:before="40" w:after="40"/>
+              <w:jc w:val="start"/>
+            </w:pPr>
+            <w:r>
+              <w:rPr>
+                <w:sz w:val="20"/>
+                <w:color w:val="050505"/>
+                <w:szCs w:val="20"/>
+              </w:rPr>
+              <w:t xml:space="preserve">RAG_EVALUATE_HALLUCINATIONS</w:t>
+            </w:r>
+          </w:p>
+        </w:tc>
+        <w:tc>
+          <w:tcPr>
+            <w:tcW w:w="250" w:type="pct"/>
+          </w:tcPr>
+          <w:p>
+            <w:pPr>
+              <w:spacing w:before="40" w:after="40"/>
+              <w:jc w:val="start"/>
+            </w:pPr>
+            <w:r>
+              <w:rPr>
+                <w:sz w:val="20"/>
+                <w:color w:val="050505"/>
+                <w:szCs w:val="20"/>
+              </w:rPr>
+              <w:t xml:space="preserve">false</w:t>
+            </w:r>
+          </w:p>
+        </w:tc>
+        <w:tc>
+          <w:tcPr>
+            <w:tcW w:w="250" w:type="pct"/>
+          </w:tcPr>
+          <w:p>
+            <w:pPr>
+              <w:spacing w:before="40" w:after="40"/>
+              <w:jc w:val="start"/>
+            </w:pPr>
+            <w:r>
+              <w:rPr>
+                <w:sz w:val="20"/>
+                <w:color w:val="050505"/>
+                <w:szCs w:val="20"/>
+              </w:rPr>
+              <w:t xml:space="preserve">Enable B→C hallucination guard</w:t>
+            </w:r>
+          </w:p>
+        </w:tc>
+      </w:tr>
+      <w:tr>
+        <w:tc>
+          <w:tcPr>
+            <w:tcW w:w="250" w:type="pct"/>
+          </w:tcPr>
+          <w:p>
+            <w:pPr>
+              <w:spacing w:before="40" w:after="40"/>
+              <w:jc w:val="start"/>
+            </w:pPr>
+            <w:r>
+              <w:rPr>
+                <w:sz w:val="20"/>
+                <w:color w:val="050505"/>
+                <w:szCs w:val="20"/>
+              </w:rPr>
+              <w:t xml:space="preserve">evaluation_max_retries</w:t>
+            </w:r>
+          </w:p>
+        </w:tc>
+        <w:tc>
+          <w:tcPr>
+            <w:tcW w:w="250" w:type="pct"/>
+          </w:tcPr>
+          <w:p>
+            <w:pPr>
+              <w:spacing w:before="40" w:after="40"/>
+              <w:jc w:val="start"/>
+            </w:pPr>
+            <w:r>
+              <w:rPr>
+                <w:sz w:val="20"/>
+                <w:color w:val="050505"/>
+                <w:szCs w:val="20"/>
+              </w:rPr>
+              <w:t xml:space="preserve">RAG_EVALUATION_MAX_RETRIES</w:t>
+            </w:r>
+          </w:p>
+        </w:tc>
+        <w:tc>
+          <w:tcPr>
+            <w:tcW w:w="250" w:type="pct"/>
+          </w:tcPr>
+          <w:p>
+            <w:pPr>
+              <w:spacing w:before="40" w:after="40"/>
+              <w:jc w:val="start"/>
+            </w:pPr>
+            <w:r>
+              <w:rPr>
+                <w:sz w:val="20"/>
+                <w:color w:val="050505"/>
+                <w:szCs w:val="20"/>
+              </w:rPr>
+              <w:t xml:space="preserve">1</w:t>
+            </w:r>
+          </w:p>
+        </w:tc>
+        <w:tc>
+          <w:tcPr>
+            <w:tcW w:w="250" w:type="pct"/>
+          </w:tcPr>
+          <w:p>
+            <w:pPr>
+              <w:spacing w:before="40" w:after="40"/>
+              <w:jc w:val="start"/>
+            </w:pPr>
+            <w:r>
+              <w:rPr>
+                <w:sz w:val="20"/>
+                <w:color w:val="050505"/>
+                <w:szCs w:val="20"/>
+              </w:rPr>
+              <w:t xml:space="preserve">Max re-queries before abstaining (0 = abstain only)</w:t>
+            </w:r>
+          </w:p>
+        </w:tc>
+      </w:tr>
+    </w:tbl>
+    <w:p>
+      <w:pPr>
+        <w:rPr/>
+      </w:pPr>
+    </w:p>
+    <w:p>
+      <w:pPr>
+        <w:pStyle w:val="Heading2"/>
+        <w:keepNext w:val="true"/>
+        <w:spacing w:before="240" w:after="100"/>
+      </w:pPr>
+      <w:r>
+        <w:t xml:space="preserve">10.5 Current Stats</w:t>
+      </w:r>
+    </w:p>
+    <w:p>
+      <w:pPr>
+        <w:rPr/>
+      </w:pPr>
+    </w:p>
+    <w:tbl>
+      <w:tblPr>
+        <w:tblW w:w="5000" w:type="pct"/>
+        <w:tblBorders>
+          <w:top w:val="single" w:sz="4" w:space="0" w:color="CCCCCC"/>
+          <w:left w:val="single" w:sz="4" w:space="0" w:color="CCCCCC"/>
+          <w:bottom w:val="single" w:sz="4" w:space="0" w:color="CCCCCC"/>
+          <w:right w:val="single" w:sz="4" w:space="0" w:color="CCCCCC"/>
+          <w:insideH w:val="single" w:sz="4" w:space="0" w:color="CCCCCC"/>
+          <w:insideV w:val="single" w:sz="4" w:space="0" w:color="CCCCCC"/>
+        </w:tblBorders>
+        <w:tblLook w:val="04A0"/>
+      </w:tblPr>
+      <w:tblGrid>
+        <w:gridCol w:w="500"/>
+        <w:gridCol w:w="500"/>
+      </w:tblGrid>
+      <w:tr>
+        <w:tc>
+          <w:tcPr>
+            <w:tcW w:w="500" w:type="pct"/>
+            <w:shd w:val="clear" w:color="auto" w:fill="6A2A5B"/>
+          </w:tcPr>
+          <w:p>
+            <w:pPr>
+              <w:spacing w:before="40" w:after="40"/>
+              <w:jc w:val="start"/>
+            </w:pPr>
+            <w:r>
+              <w:rPr>
+                <w:sz w:val="20"/>
+                <w:b/>
+                <w:color w:val="FFFFFF"/>
+                <w:szCs w:val="20"/>
+              </w:rPr>
+              <w:t xml:space="preserve">Metric</w:t>
+            </w:r>
+          </w:p>
+        </w:tc>
+        <w:tc>
+          <w:tcPr>
+            <w:tcW w:w="500" w:type="pct"/>
+            <w:shd w:val="clear" w:color="auto" w:fill="6A2A5B"/>
+          </w:tcPr>
+          <w:p>
+            <w:pPr>
+              <w:spacing w:before="40" w:after="40"/>
+              <w:jc w:val="start"/>
+            </w:pPr>
+            <w:r>
+              <w:rPr>
+                <w:sz w:val="20"/>
+                <w:b/>
+                <w:color w:val="FFFFFF"/>
+                <w:szCs w:val="20"/>
+              </w:rPr>
+              <w:t xml:space="preserve">Value</w:t>
+            </w:r>
+          </w:p>
+        </w:tc>
+      </w:tr>
+      <w:tr>
+        <w:tc>
+          <w:tcPr>
+            <w:tcW w:w="500" w:type="pct"/>
+          </w:tcPr>
+          <w:p>
+            <w:pPr>
+              <w:spacing w:before="40" w:after="40"/>
+              <w:jc w:val="start"/>
+            </w:pPr>
+            <w:r>
+              <w:rPr>
+                <w:sz w:val="20"/>
+                <w:color w:val="050505"/>
+                <w:szCs w:val="20"/>
+              </w:rPr>
+              <w:t xml:space="preserve">Chunks indexed</w:t>
+            </w:r>
+          </w:p>
+        </w:tc>
+        <w:tc>
+          <w:tcPr>
+            <w:tcW w:w="500" w:type="pct"/>
+          </w:tcPr>
+          <w:p>
+            <w:pPr>
+              <w:spacing w:before="40" w:after="40"/>
+              <w:jc w:val="start"/>
+            </w:pPr>
+            <w:r>
+              <w:rPr>
+                <w:sz w:val="20"/>
+                <w:color w:val="050505"/>
+                <w:szCs w:val="20"/>
+              </w:rPr>
+              <w:t xml:space="preserve">600+</w:t>
+            </w:r>
+          </w:p>
+        </w:tc>
+      </w:tr>
+      <w:tr>
+        <w:tc>
+          <w:tcPr>
+            <w:tcW w:w="500" w:type="pct"/>
+          </w:tcPr>
+          <w:p>
+            <w:pPr>
+              <w:spacing w:before="40" w:after="40"/>
+              <w:jc w:val="start"/>
+            </w:pPr>
+            <w:r>
+              <w:rPr>
+                <w:sz w:val="20"/>
+                <w:color w:val="050505"/>
+                <w:szCs w:val="20"/>
+              </w:rPr>
+              <w:t xml:space="preserve">Indexed directories</w:t>
+            </w:r>
+          </w:p>
+        </w:tc>
+        <w:tc>
+          <w:tcPr>
+            <w:tcW w:w="500" w:type="pct"/>
+          </w:tcPr>
+          <w:p>
+            <w:pPr>
+              <w:spacing w:before="40" w:after="40"/>
+              <w:jc w:val="start"/>
+            </w:pPr>
+            <w:r>
+              <w:rPr>
+                <w:sz w:val="20"/>
+                <w:color w:val="050505"/>
+                <w:szCs w:val="20"/>
+              </w:rPr>
+              <w:t xml:space="preserve">docs/ (project documentation, medical references)</w:t>
+            </w:r>
+          </w:p>
+        </w:tc>
+      </w:tr>
+      <w:tr>
+        <w:tc>
+          <w:tcPr>
+            <w:tcW w:w="500" w:type="pct"/>
+          </w:tcPr>
+          <w:p>
+            <w:pPr>
+              <w:spacing w:before="40" w:after="40"/>
+              <w:jc w:val="start"/>
+            </w:pPr>
+            <w:r>
+              <w:rPr>
+                <w:sz w:val="20"/>
+                <w:color w:val="050505"/>
+                <w:szCs w:val="20"/>
+              </w:rPr>
+              <w:t xml:space="preserve">Embedding model size</w:t>
+            </w:r>
+          </w:p>
+        </w:tc>
+        <w:tc>
+          <w:tcPr>
+            <w:tcW w:w="500" w:type="pct"/>
+          </w:tcPr>
+          <w:p>
+            <w:pPr>
+              <w:spacing w:before="40" w:after="40"/>
+              <w:jc w:val="start"/>
+            </w:pPr>
+            <w:r>
+              <w:rPr>
+                <w:sz w:val="20"/>
+                <w:color w:val="050505"/>
+                <w:szCs w:val="20"/>
+              </w:rPr>
+              <w:t xml:space="preserve">~90 MB (ONNX format)</w:t>
+            </w:r>
+          </w:p>
+        </w:tc>
+      </w:tr>
+      <w:tr>
+        <w:tc>
+          <w:tcPr>
+            <w:tcW w:w="500" w:type="pct"/>
+          </w:tcPr>
+          <w:p>
+            <w:pPr>
+              <w:spacing w:before="40" w:after="40"/>
+              <w:jc w:val="start"/>
+            </w:pPr>
+            <w:r>
+              <w:rPr>
+                <w:sz w:val="20"/>
+                <w:color w:val="050505"/>
+                <w:szCs w:val="20"/>
+              </w:rPr>
+              <w:t xml:space="preserve">Vector store size</w:t>
+            </w:r>
+          </w:p>
+        </w:tc>
+        <w:tc>
+          <w:tcPr>
+            <w:tcW w:w="500" w:type="pct"/>
+          </w:tcPr>
+          <w:p>
+            <w:pPr>
+              <w:spacing w:before="40" w:after="40"/>
+              <w:jc w:val="start"/>
+            </w:pPr>
+            <w:r>
+              <w:rPr>
+                <w:sz w:val="20"/>
+                <w:color w:val="050505"/>
+                <w:szCs w:val="20"/>
+              </w:rPr>
+              <w:t xml:space="preserve">~2 MB (ChromaDB at ./data/vector_store)</w:t>
+            </w:r>
+          </w:p>
+        </w:tc>
+      </w:tr>
+      <w:tr>
+        <w:tc>
+          <w:tcPr>
+            <w:tcW w:w="500" w:type="pct"/>
+          </w:tcPr>
+          <w:p>
+            <w:pPr>
+              <w:spacing w:before="40" w:after="40"/>
+              <w:jc w:val="start"/>
+            </w:pPr>
+            <w:r>
+              <w:rPr>
+                <w:sz w:val="20"/>
+                <w:color w:val="050505"/>
+                <w:szCs w:val="20"/>
+              </w:rPr>
+              <w:t xml:space="preserve">Collection name</w:t>
+            </w:r>
+          </w:p>
+        </w:tc>
+        <w:tc>
+          <w:tcPr>
+            <w:tcW w:w="500" w:type="pct"/>
+          </w:tcPr>
+          <w:p>
+            <w:pPr>
+              <w:spacing w:before="40" w:after="40"/>
+              <w:jc w:val="start"/>
+            </w:pPr>
+            <w:r>
+              <w:rPr>
+                <w:sz w:val="20"/>
+                <w:color w:val="050505"/>
+                <w:szCs w:val="20"/>
+              </w:rPr>
+              <w:t xml:space="preserve">hakeem_rag</w:t>
+            </w:r>
+          </w:p>
+        </w:tc>
+      </w:tr>
+      <w:tr>
+        <w:tc>
+          <w:tcPr>
+            <w:tcW w:w="500" w:type="pct"/>
+          </w:tcPr>
+          <w:p>
+            <w:pPr>
+              <w:spacing w:before="40" w:after="40"/>
+              <w:jc w:val="start"/>
+            </w:pPr>
+            <w:r>
+              <w:rPr>
+                <w:sz w:val="20"/>
+                <w:color w:val="050505"/>
+                <w:szCs w:val="20"/>
+              </w:rPr>
+              <w:t xml:space="preserve">Distance metric</w:t>
+            </w:r>
+          </w:p>
+        </w:tc>
+        <w:tc>
+          <w:tcPr>
+            <w:tcW w:w="500" w:type="pct"/>
+          </w:tcPr>
+          <w:p>
+            <w:pPr>
+              <w:spacing w:before="40" w:after="40"/>
+              <w:jc w:val="start"/>
+            </w:pPr>
+            <w:r>
+              <w:rPr>
+                <w:sz w:val="20"/>
+                <w:color w:val="050505"/>
+                <w:szCs w:val="20"/>
+              </w:rPr>
+              <w:t xml:space="preserve">cosine</w:t>
+            </w:r>
+          </w:p>
+        </w:tc>
+      </w:tr>
+      <w:tr>
+        <w:tc>
+          <w:tcPr>
+            <w:tcW w:w="500" w:type="pct"/>
+          </w:tcPr>
+          <w:p>
+            <w:pPr>
+              <w:spacing w:before="40" w:after="40"/>
+              <w:jc w:val="start"/>
+            </w:pPr>
+            <w:r>
+              <w:rPr>
+                <w:sz w:val="20"/>
+                <w:color w:val="050505"/>
+                <w:szCs w:val="20"/>
+              </w:rPr>
+              <w:t xml:space="preserve">Supported formats</w:t>
+            </w:r>
+          </w:p>
+        </w:tc>
+        <w:tc>
+          <w:tcPr>
+            <w:tcW w:w="500" w:type="pct"/>
+          </w:tcPr>
+          <w:p>
+            <w:pPr>
+              <w:spacing w:before="40" w:after="40"/>
+              <w:jc w:val="start"/>
+            </w:pPr>
+            <w:r>
+              <w:rPr>
+                <w:sz w:val="20"/>
+                <w:color w:val="050505"/>
+                <w:szCs w:val="20"/>
+              </w:rPr>
+              <w:t xml:space="preserve">16 (.pdf .docx .csv .xlsx .pptx .odt .html .md .txt .yaml .json .htm .ods .odp .xls .ppt)</w:t>
+            </w:r>
+          </w:p>
+        </w:tc>
+      </w:tr>
+    </w:tbl>
+    <w:p>
+      <w:pPr>
+        <w:rPr/>
+      </w:pPr>
+    </w:p>
+    <w:p>
+      <w:pPr>
+        <w:pStyle w:val="Heading1"/>
+        <w:keepNext w:val="true"/>
         <w:pBdr>
           <w:bottom w:val="single" w:sz="8" w:space="4" w:color="6A2A5B"/>
         </w:pBdr>
@@ -10859,7 +13352,7 @@
           <w:sz w:val="32"/>
           <w:szCs w:val="32"/>
         </w:rPr>
-        <w:t xml:space="preserve">10. </w:t>
+        <w:t xml:space="preserve">11. </w:t>
       </w:r>
       <w:r>
         <w:rPr>
@@ -12100,7 +14593,7 @@
           <w:sz w:val="32"/>
           <w:szCs w:val="32"/>
         </w:rPr>
-        <w:t xml:space="preserve">11. </w:t>
+        <w:t xml:space="preserve">12. </w:t>
       </w:r>
       <w:r>
         <w:rPr>
@@ -12796,7 +15289,7 @@
           <w:sz w:val="32"/>
           <w:szCs w:val="32"/>
         </w:rPr>
-        <w:t xml:space="preserve">12. </w:t>
+        <w:t xml:space="preserve">13. </w:t>
       </w:r>
       <w:r>
         <w:rPr>
@@ -13036,8 +15529,8 @@
                 <w:b/>
                 <w:bCs/>
                 <w:color w:val="FFFFFF"/>
-                <w:sz w:val="18"/>
-                <w:szCs w:val="18"/>
+                <w:sz w:val="20"/>
+                <w:szCs w:val="20"/>
               </w:rPr>
               <w:t>DONE</w:t>
             </w:r>
@@ -13131,8 +15624,8 @@
                 <w:b/>
                 <w:bCs/>
                 <w:color w:val="FFFFFF"/>
-                <w:sz w:val="18"/>
-                <w:szCs w:val="18"/>
+                <w:sz w:val="20"/>
+                <w:szCs w:val="20"/>
               </w:rPr>
               <w:t>DONE</w:t>
             </w:r>
@@ -13226,8 +15719,8 @@
                 <w:b/>
                 <w:bCs/>
                 <w:color w:val="FFFFFF"/>
-                <w:sz w:val="18"/>
-                <w:szCs w:val="18"/>
+                <w:sz w:val="20"/>
+                <w:szCs w:val="20"/>
               </w:rPr>
               <w:t>DONE</w:t>
             </w:r>
@@ -13321,8 +15814,8 @@
                 <w:b/>
                 <w:bCs/>
                 <w:color w:val="FFFFFF"/>
-                <w:sz w:val="18"/>
-                <w:szCs w:val="18"/>
+                <w:sz w:val="20"/>
+                <w:szCs w:val="20"/>
               </w:rPr>
               <w:t>DONE</w:t>
             </w:r>
@@ -13416,8 +15909,8 @@
                 <w:b/>
                 <w:bCs/>
                 <w:color w:val="FFFFFF"/>
-                <w:sz w:val="18"/>
-                <w:szCs w:val="18"/>
+                <w:sz w:val="20"/>
+                <w:szCs w:val="20"/>
               </w:rPr>
               <w:t>IN PROGRESS</w:t>
             </w:r>
@@ -13511,8 +16004,8 @@
                 <w:b/>
                 <w:bCs/>
                 <w:color w:val="FFFFFF"/>
-                <w:sz w:val="18"/>
-                <w:szCs w:val="18"/>
+                <w:sz w:val="20"/>
+                <w:szCs w:val="20"/>
               </w:rPr>
               <w:t>IN PROGRESS</w:t>
             </w:r>
@@ -13606,8 +16099,8 @@
                 <w:b/>
                 <w:bCs/>
                 <w:color w:val="FFFFFF"/>
-                <w:sz w:val="18"/>
-                <w:szCs w:val="18"/>
+                <w:sz w:val="20"/>
+                <w:szCs w:val="20"/>
               </w:rPr>
               <w:t>IN PROGRESS</w:t>
             </w:r>
@@ -13701,8 +16194,8 @@
                 <w:b/>
                 <w:bCs/>
                 <w:color w:val="FFFFFF"/>
-                <w:sz w:val="18"/>
-                <w:szCs w:val="18"/>
+                <w:sz w:val="20"/>
+                <w:szCs w:val="20"/>
               </w:rPr>
               <w:t>PLANNED</w:t>
             </w:r>
@@ -13796,8 +16289,8 @@
                 <w:b/>
                 <w:bCs/>
                 <w:color w:val="FFFFFF"/>
-                <w:sz w:val="18"/>
-                <w:szCs w:val="18"/>
+                <w:sz w:val="20"/>
+                <w:szCs w:val="20"/>
               </w:rPr>
               <w:t>PLANNED</w:t>
             </w:r>
@@ -13891,8 +16384,8 @@
                 <w:b/>
                 <w:bCs/>
                 <w:color w:val="FFFFFF"/>
-                <w:sz w:val="18"/>
-                <w:szCs w:val="18"/>
+                <w:sz w:val="20"/>
+                <w:szCs w:val="20"/>
               </w:rPr>
               <w:t>PLANNED</w:t>
             </w:r>
@@ -13907,6 +16400,11 @@
           <w:p>
             <w:r>
               <w:t>RAG engine (ChromaDB + ONNX embedding)</w:t>
+              <w:rPr>
+                <w:color w:val="050505"/>
+                <w:sz w:val="20"/>
+                <w:szCs w:val="20"/>
+              </w:rPr>
             </w:r>
           </w:p>
         </w:tc>
@@ -13917,6 +16415,11 @@
           <w:p>
             <w:r>
               <w:t>Home + Enterprise</w:t>
+              <w:rPr>
+                <w:color w:val="050505"/>
+                <w:sz w:val="20"/>
+                <w:szCs w:val="20"/>
+              </w:rPr>
             </w:r>
           </w:p>
         </w:tc>
@@ -13927,6 +16430,11 @@
           <w:p>
             <w:r>
               <w:t>DONE</w:t>
+              <w:rPr>
+                <w:color w:val="050505"/>
+                <w:sz w:val="20"/>
+                <w:szCs w:val="20"/>
+              </w:rPr>
             </w:r>
           </w:p>
         </w:tc>
@@ -13939,6 +16447,11 @@
           <w:p>
             <w:r>
               <w:t>Multi-format document ingestion (.pdf .docx .xlsx .csv .pptx .odt .html)</w:t>
+              <w:rPr>
+                <w:color w:val="050505"/>
+                <w:sz w:val="20"/>
+                <w:szCs w:val="20"/>
+              </w:rPr>
             </w:r>
           </w:p>
         </w:tc>
@@ -13949,6 +16462,11 @@
           <w:p>
             <w:r>
               <w:t>Home + Enterprise</w:t>
+              <w:rPr>
+                <w:color w:val="050505"/>
+                <w:sz w:val="20"/>
+                <w:szCs w:val="20"/>
+              </w:rPr>
             </w:r>
           </w:p>
         </w:tc>
@@ -13959,6 +16477,11 @@
           <w:p>
             <w:r>
               <w:t>DONE</w:t>
+              <w:rPr>
+                <w:color w:val="050505"/>
+                <w:sz w:val="20"/>
+                <w:szCs w:val="20"/>
+              </w:rPr>
             </w:r>
           </w:p>
         </w:tc>
@@ -13971,6 +16494,11 @@
           <w:p>
             <w:r>
               <w:t>Hallucination evaluation guard (FaithfulnessEvaluator)</w:t>
+              <w:rPr>
+                <w:color w:val="050505"/>
+                <w:sz w:val="20"/>
+                <w:szCs w:val="20"/>
+              </w:rPr>
             </w:r>
           </w:p>
         </w:tc>
@@ -13981,6 +16509,11 @@
           <w:p>
             <w:r>
               <w:t>Home + Enterprise</w:t>
+              <w:rPr>
+                <w:color w:val="050505"/>
+                <w:sz w:val="20"/>
+                <w:szCs w:val="20"/>
+              </w:rPr>
             </w:r>
           </w:p>
         </w:tc>
@@ -13991,6 +16524,11 @@
           <w:p>
             <w:r>
               <w:t>DONE</w:t>
+              <w:rPr>
+                <w:color w:val="050505"/>
+                <w:sz w:val="20"/>
+                <w:szCs w:val="20"/>
+              </w:rPr>
             </w:r>
           </w:p>
         </w:tc>
@@ -14003,6 +16541,11 @@
           <w:p>
             <w:r>
               <w:t>20GB medical corpus ingestion pipeline</w:t>
+              <w:rPr>
+                <w:color w:val="050505"/>
+                <w:sz w:val="20"/>
+                <w:szCs w:val="20"/>
+              </w:rPr>
             </w:r>
           </w:p>
         </w:tc>
@@ -14013,6 +16556,11 @@
           <w:p>
             <w:r>
               <w:t>Home + Enterprise</w:t>
+              <w:rPr>
+                <w:color w:val="050505"/>
+                <w:sz w:val="20"/>
+                <w:szCs w:val="20"/>
+              </w:rPr>
             </w:r>
           </w:p>
         </w:tc>
@@ -14023,6 +16571,11 @@
           <w:p>
             <w:r>
               <w:t>PLANNED</w:t>
+              <w:rPr>
+                <w:color w:val="050505"/>
+                <w:sz w:val="20"/>
+                <w:szCs w:val="20"/>
+              </w:rPr>
             </w:r>
           </w:p>
         </w:tc>
@@ -14057,7 +16610,7 @@
           <w:sz w:val="32"/>
           <w:szCs w:val="32"/>
         </w:rPr>
-        <w:t xml:space="preserve">13. </w:t>
+        <w:t xml:space="preserve">14. </w:t>
       </w:r>
       <w:r>
         <w:rPr>
@@ -14292,7 +16845,7 @@
           <w:sz w:val="32"/>
           <w:szCs w:val="32"/>
         </w:rPr>
-        <w:t xml:space="preserve">14. </w:t>
+        <w:t xml:space="preserve">15. </w:t>
       </w:r>
       <w:r>
         <w:rPr>
@@ -15150,6 +17703,11 @@
           <w:p>
             <w:r>
               <w:t>LlamaIndex</w:t>
+              <w:rPr>
+                <w:color w:val="050505"/>
+                <w:sz w:val="20"/>
+                <w:szCs w:val="20"/>
+              </w:rPr>
             </w:r>
           </w:p>
         </w:tc>
@@ -15160,6 +17718,11 @@
           <w:p>
             <w:r>
               <w:t>docs.llamaindex.ai — RAG framework used for vector indexing, chunking, retrieval, and faithfulness evaluation. Version 0.14.22 pinned.</w:t>
+              <w:rPr>
+                <w:color w:val="050505"/>
+                <w:sz w:val="20"/>
+                <w:szCs w:val="20"/>
+              </w:rPr>
             </w:r>
           </w:p>
         </w:tc>
@@ -15172,6 +17735,11 @@
           <w:p>
             <w:r>
               <w:t>ONNX Runtime (all-MiniLM-L6-v2)</w:t>
+              <w:rPr>
+                <w:color w:val="050505"/>
+                <w:sz w:val="20"/>
+                <w:szCs w:val="20"/>
+              </w:rPr>
             </w:r>
           </w:p>
         </w:tc>
@@ -15182,6 +17750,11 @@
           <w:p>
             <w:r>
               <w:t>onnxruntime.ai — Local embedding model used for RAG. No torch dependency. ~90MB on disk.</w:t>
+              <w:rPr>
+                <w:color w:val="050505"/>
+                <w:sz w:val="20"/>
+                <w:szCs w:val="20"/>
+              </w:rPr>
             </w:r>
           </w:p>
         </w:tc>
@@ -15194,6 +17767,11 @@
           <w:p>
             <w:r>
               <w:t>ChromaDB</w:t>
+              <w:rPr>
+                <w:color w:val="050505"/>
+                <w:sz w:val="20"/>
+                <w:szCs w:val="20"/>
+              </w:rPr>
             </w:r>
           </w:p>
         </w:tc>
@@ -15204,6 +17782,11 @@
           <w:p>
             <w:r>
               <w:t>docs.trychroma.com — Persistent vector store for medical document embeddings. Cosine similarity index.</w:t>
+              <w:rPr>
+                <w:color w:val="050505"/>
+                <w:sz w:val="20"/>
+                <w:szCs w:val="20"/>
+              </w:rPr>
             </w:r>
           </w:p>
         </w:tc>
